--- a/doc/Amperometro con soglia ver SMS.docx
+++ b/doc/Amperometro con soglia ver SMS.docx
@@ -1,12 +1,12 @@
 
 <file path=word/document.xml><?xml version="1.0" encoding="utf-8"?>
-<w:document xmlns:wpc="http://schemas.microsoft.com/office/word/2010/wordprocessingCanvas" xmlns:cx="http://schemas.microsoft.com/office/drawing/2014/chartex" xmlns:cx1="http://schemas.microsoft.com/office/drawing/2015/9/8/chartex" xmlns:cx2="http://schemas.microsoft.com/office/drawing/2015/10/21/chartex" xmlns:cx3="http://schemas.microsoft.com/office/drawing/2016/5/9/chartex" xmlns:cx4="http://schemas.microsoft.com/office/drawing/2016/5/10/chartex" xmlns:cx5="http://schemas.microsoft.com/office/drawing/2016/5/11/chartex" xmlns:cx6="http://schemas.microsoft.com/office/drawing/2016/5/12/chartex" xmlns:cx7="http://schemas.microsoft.com/office/drawing/2016/5/13/chartex" xmlns:cx8="http://schemas.microsoft.com/office/drawing/2016/5/14/chartex" xmlns:mc="http://schemas.openxmlformats.org/markup-compatibility/2006" xmlns:aink="http://schemas.microsoft.com/office/drawing/2016/ink" xmlns:am3d="http://schemas.microsoft.com/office/drawing/2017/model3d" xmlns:o="urn:schemas-microsoft-com:office:office" xmlns:oel="http://schemas.microsoft.com/office/2019/extlst" xmlns:r="http://schemas.openxmlformats.org/officeDocument/2006/relationships" xmlns:m="http://schemas.openxmlformats.org/officeDocument/2006/math" xmlns:v="urn:schemas-microsoft-com:vml" xmlns:wp14="http://schemas.microsoft.com/office/word/2010/wordprocessingDrawing" xmlns:wp="http://schemas.openxmlformats.org/drawingml/2006/wordprocessingDrawing" xmlns:w10="urn:schemas-microsoft-com:office:word" xmlns:w="http://schemas.openxmlformats.org/wordprocessingml/2006/main" xmlns:w14="http://schemas.microsoft.com/office/word/2010/wordml" xmlns:w15="http://schemas.microsoft.com/office/word/2012/wordml" xmlns:w16cex="http://schemas.microsoft.com/office/word/2018/wordml/cex" xmlns:w16cid="http://schemas.microsoft.com/office/word/2016/wordml/cid" xmlns:w16="http://schemas.microsoft.com/office/word/2018/wordml" xmlns:w16du="http://schemas.microsoft.com/office/word/2023/wordml/word16du" xmlns:w16sdtdh="http://schemas.microsoft.com/office/word/2020/wordml/sdtdatahash" xmlns:w16sdtfl="http://schemas.microsoft.com/office/word/2024/wordml/sdtformatlock" xmlns:w16se="http://schemas.microsoft.com/office/word/2015/wordml/symex" xmlns:wpg="http://schemas.microsoft.com/office/word/2010/wordprocessingGroup" xmlns:wpi="http://schemas.microsoft.com/office/word/2010/wordprocessingInk" xmlns:wne="http://schemas.microsoft.com/office/word/2006/wordml" xmlns:wps="http://schemas.microsoft.com/office/word/2010/wordprocessingShape" mc:Ignorable="w14 w15 w16se w16cid w16 w16cex w16sdtdh w16sdtfl w16du wp14">
+<w:document xmlns:ve="http://schemas.openxmlformats.org/markup-compatibility/2006" xmlns:o="urn:schemas-microsoft-com:office:office" xmlns:r="http://schemas.openxmlformats.org/officeDocument/2006/relationships" xmlns:m="http://schemas.openxmlformats.org/officeDocument/2006/math" xmlns:v="urn:schemas-microsoft-com:vml" xmlns:wp="http://schemas.openxmlformats.org/drawingml/2006/wordprocessingDrawing" xmlns:w10="urn:schemas-microsoft-com:office:word" xmlns:w="http://schemas.openxmlformats.org/wordprocessingml/2006/main" xmlns:wne="http://schemas.microsoft.com/office/word/2006/wordml">
   <w:body>
     <w:tbl>
       <w:tblPr>
         <w:tblStyle w:val="Grigliatabella"/>
         <w:tblW w:w="0" w:type="auto"/>
-        <w:tblLook w:val="04A0" w:firstRow="1" w:lastRow="0" w:firstColumn="1" w:lastColumn="0" w:noHBand="0" w:noVBand="1"/>
+        <w:tblLook w:val="04A0"/>
       </w:tblPr>
       <w:tblGrid>
         <w:gridCol w:w="9628"/>
@@ -39,17 +39,384 @@
               <w:t xml:space="preserve"> ed allarme sonoro/luminoso/contatto</w:t>
             </w:r>
           </w:p>
+          <w:p>
+            <w:pPr>
+              <w:jc w:val="center"/>
+              <w:rPr>
+                <w:sz w:val="44"/>
+                <w:szCs w:val="44"/>
+              </w:rPr>
+            </w:pPr>
+            <w:r>
+              <w:rPr>
+                <w:sz w:val="44"/>
+                <w:szCs w:val="44"/>
+              </w:rPr>
+              <w:t>Versione SMS</w:t>
+            </w:r>
+          </w:p>
         </w:tc>
       </w:tr>
     </w:tbl>
     <w:p>
       <w:r>
-        <w:t>V1 19/02/2025</w:t>
-      </w:r>
-    </w:p>
-    <w:p>
-      <w:r>
-        <w:t>Caratteristiche.</w:t>
+        <w:t>V2 18/05</w:t>
+      </w:r>
+      <w:r>
+        <w:t>/2025</w:t>
+      </w:r>
+    </w:p>
+    <w:p/>
+    <w:p>
+      <w:pPr>
+        <w:rPr>
+          <w:sz w:val="44"/>
+          <w:szCs w:val="44"/>
+        </w:rPr>
+      </w:pPr>
+    </w:p>
+    <w:p>
+      <w:pPr>
+        <w:rPr>
+          <w:sz w:val="44"/>
+          <w:szCs w:val="44"/>
+        </w:rPr>
+      </w:pPr>
+      <w:r>
+        <w:rPr>
+          <w:sz w:val="44"/>
+          <w:szCs w:val="44"/>
+        </w:rPr>
+        <w:t xml:space="preserve">Note importanti: </w:t>
+      </w:r>
+    </w:p>
+    <w:p>
+      <w:pPr>
+        <w:rPr>
+          <w:sz w:val="44"/>
+          <w:szCs w:val="44"/>
+        </w:rPr>
+      </w:pPr>
+      <w:r>
+        <w:rPr>
+          <w:sz w:val="44"/>
+          <w:szCs w:val="44"/>
+        </w:rPr>
+        <w:t>NON CONNETTERE O DISCONNETTERE IL MODULO SIM CON ALIMENTAZIONE INSERITA. PERICOLO DI DANNEGGIAMENTO</w:t>
+      </w:r>
+      <w:r>
+        <w:rPr>
+          <w:sz w:val="44"/>
+          <w:szCs w:val="44"/>
+        </w:rPr>
+        <w:t xml:space="preserve"> DELLA SCHEDA SIM</w:t>
+      </w:r>
+    </w:p>
+    <w:p>
+      <w:pPr>
+        <w:rPr>
+          <w:sz w:val="44"/>
+          <w:szCs w:val="44"/>
+        </w:rPr>
+      </w:pPr>
+      <w:r>
+        <w:rPr>
+          <w:sz w:val="44"/>
+          <w:szCs w:val="44"/>
+        </w:rPr>
+        <w:t>SE SI ALIMENTA CON BATTERIA ASSICURARE BUON CONTATTO CON I POLI PRIMA DI INSERIRE IL JACK. EVITA</w:t>
+      </w:r>
+      <w:r>
+        <w:rPr>
+          <w:sz w:val="44"/>
+          <w:szCs w:val="44"/>
+        </w:rPr>
+        <w:t>RE CONTATTI INCERTI. PERICOLO D</w:t>
+      </w:r>
+      <w:r>
+        <w:rPr>
+          <w:sz w:val="44"/>
+          <w:szCs w:val="44"/>
+        </w:rPr>
+        <w:t>ANNEGGIAMENTO</w:t>
+      </w:r>
+      <w:r>
+        <w:rPr>
+          <w:sz w:val="44"/>
+          <w:szCs w:val="44"/>
+        </w:rPr>
+        <w:t xml:space="preserve"> DELLA SCHEDA SIM</w:t>
+      </w:r>
+    </w:p>
+    <w:p/>
+    <w:p>
+      <w:r>
+        <w:br w:type="page"/>
+      </w:r>
+    </w:p>
+    <w:p/>
+    <w:p>
+      <w:pPr>
+        <w:rPr>
+          <w:b/>
+        </w:rPr>
+      </w:pPr>
+      <w:r>
+        <w:rPr>
+          <w:b/>
+        </w:rPr>
+        <w:t>MESSA IN FUNZIONE E USO DELLA PARTE SMS.</w:t>
+      </w:r>
+    </w:p>
+    <w:p>
+      <w:pPr>
+        <w:rPr>
+          <w:b/>
+        </w:rPr>
+      </w:pPr>
+      <w:r>
+        <w:rPr>
+          <w:b/>
+        </w:rPr>
+        <w:t>Firmware installato: GIT\Amperometro_con_soglia\Arduino\amp_sog_19_sms10</w:t>
+      </w:r>
+    </w:p>
+    <w:p>
+      <w:pPr>
+        <w:pStyle w:val="Paragrafoelenco"/>
+        <w:numPr>
+          <w:ilvl w:val="0"/>
+          <w:numId w:val="3"/>
+        </w:numPr>
+      </w:pPr>
+      <w:r>
+        <w:t xml:space="preserve">All'avvio il led </w:t>
+      </w:r>
+      <w:r>
+        <w:rPr>
+          <w:b/>
+        </w:rPr>
+        <w:t>bianco</w:t>
+      </w:r>
+      <w:r>
+        <w:t xml:space="preserve"> lampeggia alcune volte velocemente in attesa della SIM.</w:t>
+      </w:r>
+    </w:p>
+    <w:p>
+      <w:pPr>
+        <w:pStyle w:val="Paragrafoelenco"/>
+        <w:numPr>
+          <w:ilvl w:val="0"/>
+          <w:numId w:val="3"/>
+        </w:numPr>
+      </w:pPr>
+      <w:r>
+        <w:t xml:space="preserve">Mentre la sim tenta di connettersi alla rete cellulare il suo led rosso  e lampeggia velocemente. </w:t>
+      </w:r>
+    </w:p>
+    <w:p>
+      <w:pPr>
+        <w:pStyle w:val="Paragrafoelenco"/>
+        <w:numPr>
+          <w:ilvl w:val="0"/>
+          <w:numId w:val="3"/>
+        </w:numPr>
+      </w:pPr>
+      <w:r>
+        <w:t xml:space="preserve">Quando è connessa lampeggia una volta </w:t>
+      </w:r>
+      <w:r>
+        <w:rPr>
+          <w:b/>
+        </w:rPr>
+        <w:t>ogni tre secondi.</w:t>
+      </w:r>
+    </w:p>
+    <w:p>
+      <w:pPr>
+        <w:pStyle w:val="Paragrafoelenco"/>
+        <w:numPr>
+          <w:ilvl w:val="0"/>
+          <w:numId w:val="3"/>
+        </w:numPr>
+      </w:pPr>
+      <w:r>
+        <w:t>Quando manda un sms o lo riceve, accende il led bianco</w:t>
+      </w:r>
+    </w:p>
+    <w:p/>
+    <w:p>
+      <w:r>
+        <w:t xml:space="preserve">Comandi da inviare via </w:t>
+      </w:r>
+      <w:r>
+        <w:rPr>
+          <w:b/>
+        </w:rPr>
+        <w:t>SMS</w:t>
+      </w:r>
+      <w:r>
+        <w:t xml:space="preserve"> da qualsiasi telefono (</w:t>
+      </w:r>
+      <w:r>
+        <w:rPr>
+          <w:b/>
+        </w:rPr>
+        <w:t>atten</w:t>
+      </w:r>
+      <w:r>
+        <w:rPr>
+          <w:b/>
+        </w:rPr>
+        <w:t>zione</w:t>
+      </w:r>
+      <w:r>
+        <w:rPr>
+          <w:b/>
+        </w:rPr>
+        <w:t xml:space="preserve"> alle Maiuscole-Minuscole</w:t>
+      </w:r>
+      <w:r>
+        <w:t>).</w:t>
+      </w:r>
+    </w:p>
+    <w:p>
+      <w:pPr>
+        <w:pStyle w:val="Paragrafoelenco"/>
+        <w:numPr>
+          <w:ilvl w:val="0"/>
+          <w:numId w:val="4"/>
+        </w:numPr>
+      </w:pPr>
+      <w:r>
+        <w:rPr>
+          <w:b/>
+        </w:rPr>
+        <w:t>User1</w:t>
+      </w:r>
+      <w:r>
+        <w:t xml:space="preserve"> - mette il numero ricevuto come utente principale da avvisare su allarmi. Riceve SMS di risposta "Utentex registrato correttamente"</w:t>
+      </w:r>
+    </w:p>
+    <w:p>
+      <w:pPr>
+        <w:pStyle w:val="Paragrafoelenco"/>
+        <w:numPr>
+          <w:ilvl w:val="0"/>
+          <w:numId w:val="4"/>
+        </w:numPr>
+      </w:pPr>
+      <w:r>
+        <w:rPr>
+          <w:b/>
+        </w:rPr>
+        <w:t>User2</w:t>
+      </w:r>
+      <w:r>
+        <w:t xml:space="preserve"> - mette il numero ricevuto come utente 2 da avvisare su allarmi</w:t>
+      </w:r>
+    </w:p>
+    <w:p>
+      <w:pPr>
+        <w:pStyle w:val="Paragrafoelenco"/>
+        <w:numPr>
+          <w:ilvl w:val="0"/>
+          <w:numId w:val="4"/>
+        </w:numPr>
+      </w:pPr>
+      <w:r>
+        <w:rPr>
+          <w:b/>
+        </w:rPr>
+        <w:t>Statoattuale</w:t>
+      </w:r>
+      <w:r>
+        <w:t xml:space="preserve">  - trasmette i valori sul display in quel momento </w:t>
+      </w:r>
+    </w:p>
+    <w:p>
+      <w:pPr>
+        <w:pStyle w:val="Paragrafoelenco"/>
+        <w:numPr>
+          <w:ilvl w:val="0"/>
+          <w:numId w:val="4"/>
+        </w:numPr>
+      </w:pPr>
+      <w:r>
+        <w:rPr>
+          <w:b/>
+        </w:rPr>
+        <w:t>Resetsystem</w:t>
+      </w:r>
+      <w:r>
+        <w:t xml:space="preserve"> - resetta da remoto il sistema e il conta allarmi</w:t>
+      </w:r>
+    </w:p>
+    <w:p>
+      <w:pPr>
+        <w:pStyle w:val="Paragrafoelenco"/>
+        <w:numPr>
+          <w:ilvl w:val="0"/>
+          <w:numId w:val="4"/>
+        </w:numPr>
+      </w:pPr>
+      <w:r>
+        <w:rPr>
+          <w:b/>
+        </w:rPr>
+        <w:t>DeleteUtente2</w:t>
+      </w:r>
+      <w:r>
+        <w:t xml:space="preserve"> - resta attivo per avviso allarme solo utente principale. Riceve risposta "Utente 2 cancellato"</w:t>
+      </w:r>
+    </w:p>
+    <w:p/>
+    <w:p>
+      <w:pPr>
+        <w:rPr>
+          <w:b/>
+        </w:rPr>
+      </w:pPr>
+      <w:r>
+        <w:rPr>
+          <w:b/>
+        </w:rPr>
+        <w:t>Se la sim è connessa blinka ogni 3 second</w:t>
+      </w:r>
+      <w:r>
+        <w:rPr>
+          <w:b/>
+        </w:rPr>
+        <w:t>i, anche se non c’è credito o sms disponibili</w:t>
+      </w:r>
+      <w:r>
+        <w:rPr>
+          <w:b/>
+        </w:rPr>
+        <w:t>i</w:t>
+      </w:r>
+    </w:p>
+    <w:p>
+      <w:r>
+        <w:br w:type="page"/>
+      </w:r>
+    </w:p>
+    <w:p/>
+    <w:p>
+      <w:r>
+        <w:rPr>
+          <w:b/>
+        </w:rPr>
+        <w:t>Caratteristiche</w:t>
+      </w:r>
+      <w:r>
+        <w:rPr>
+          <w:b/>
+        </w:rPr>
+        <w:t xml:space="preserve"> del sensore LEM</w:t>
+      </w:r>
+      <w:r>
+        <w:t>.</w:t>
       </w:r>
     </w:p>
     <w:p>
@@ -76,23 +443,10 @@
         <w:t>Range +/- 15</w:t>
       </w:r>
       <w:r>
-        <w:t xml:space="preserve">00 </w:t>
-      </w:r>
-      <w:proofErr w:type="spellStart"/>
-      <w:proofErr w:type="gramStart"/>
-      <w:r>
-        <w:t>m</w:t>
-      </w:r>
-      <w:r>
-        <w:t>A</w:t>
-      </w:r>
-      <w:proofErr w:type="spellEnd"/>
-      <w:r>
-        <w:t xml:space="preserve">  DC</w:t>
-      </w:r>
-      <w:proofErr w:type="gramEnd"/>
-      <w:r>
-        <w:t xml:space="preserve"> (corrente conti</w:t>
+        <w:t>00 m</w:t>
+      </w:r>
+      <w:r>
+        <w:t>A  DC (corrente conti</w:t>
       </w:r>
       <w:r>
         <w:t>nua)</w:t>
@@ -107,20 +461,7 @@
         </w:numPr>
       </w:pPr>
       <w:r>
-        <w:t xml:space="preserve">Risoluzione +/-4 </w:t>
-      </w:r>
-      <w:proofErr w:type="spellStart"/>
-      <w:proofErr w:type="gramStart"/>
-      <w:r>
-        <w:t>mA</w:t>
-      </w:r>
-      <w:proofErr w:type="spellEnd"/>
-      <w:r>
-        <w:t xml:space="preserve">  (</w:t>
-      </w:r>
-      <w:proofErr w:type="gramEnd"/>
-      <w:r>
-        <w:t>LSB dell’ADC a 10 bit di Arduino)</w:t>
+        <w:t>Risoluzione +/-4 mA  (LSB dell’ADC a 10 bit di Arduino)</w:t>
       </w:r>
     </w:p>
     <w:p>
@@ -204,15 +545,7 @@
         </w:numPr>
       </w:pPr>
       <w:r>
-        <w:t xml:space="preserve">Range da 1 a 1000 </w:t>
-      </w:r>
-      <w:proofErr w:type="spellStart"/>
-      <w:r>
-        <w:t>mA</w:t>
-      </w:r>
-      <w:proofErr w:type="spellEnd"/>
-      <w:r>
-        <w:t xml:space="preserve"> </w:t>
+        <w:t>Range da 1 a 1000 mA</w:t>
       </w:r>
     </w:p>
     <w:p>
@@ -320,15 +653,7 @@
         </w:numPr>
       </w:pPr>
       <w:r>
-        <w:t xml:space="preserve">Uscita </w:t>
-      </w:r>
-      <w:proofErr w:type="spellStart"/>
-      <w:r>
-        <w:t>relay</w:t>
-      </w:r>
-      <w:proofErr w:type="spellEnd"/>
-      <w:r>
-        <w:t xml:space="preserve"> (su mammut), contatto chiuso per soglia superata</w:t>
+        <w:t>Uscita relay (su mammut), contatto chiuso per soglia superata</w:t>
       </w:r>
     </w:p>
     <w:p/>
@@ -339,9 +664,10 @@
       <w:r>
         <w:rPr>
           <w:noProof/>
+          <w:lang w:eastAsia="it-IT"/>
         </w:rPr>
         <w:drawing>
-          <wp:inline distT="0" distB="0" distL="0" distR="0" wp14:anchorId="69BD5CDB" wp14:editId="3D18FF72">
+          <wp:inline distT="0" distB="0" distL="0" distR="0">
             <wp:extent cx="4032203" cy="3600450"/>
             <wp:effectExtent l="0" t="0" r="6985" b="0"/>
             <wp:docPr id="1039122424" name="Immagine 2"/>
@@ -361,7 +687,7 @@
                     <a:blip r:embed="rId5">
                       <a:extLst>
                         <a:ext uri="{28A0092B-C50C-407E-A947-70E740481C1C}">
-                          <a14:useLocalDpi xmlns:a14="http://schemas.microsoft.com/office/drawing/2010/main" val="0"/>
+                          <a14:useLocalDpi xmlns:a14="http://schemas.microsoft.com/office/drawing/2010/main" xmlns:wps="http://schemas.microsoft.com/office/word/2010/wordprocessingShape" xmlns:wpi="http://schemas.microsoft.com/office/word/2010/wordprocessingInk" xmlns:wpg="http://schemas.microsoft.com/office/word/2010/wordprocessingGroup" xmlns:w16se="http://schemas.microsoft.com/office/word/2015/wordml/symex" xmlns:w16sdtfl="http://schemas.microsoft.com/office/word/2024/wordml/sdtformatlock" xmlns:w16sdtdh="http://schemas.microsoft.com/office/word/2020/wordml/sdtdatahash" xmlns:w16du="http://schemas.microsoft.com/office/word/2023/wordml/word16du" xmlns:w16="http://schemas.microsoft.com/office/word/2018/wordml" xmlns:w16cid="http://schemas.microsoft.com/office/word/2016/wordml/cid" xmlns:w16cex="http://schemas.microsoft.com/office/word/2018/wordml/cex" xmlns:w15="http://schemas.microsoft.com/office/word/2012/wordml" xmlns:w14="http://schemas.microsoft.com/office/word/2010/wordml" xmlns:w="http://schemas.openxmlformats.org/wordprocessingml/2006/main" xmlns:w10="urn:schemas-microsoft-com:office:word" xmlns:wp14="http://schemas.microsoft.com/office/word/2010/wordprocessingDrawing" xmlns:v="urn:schemas-microsoft-com:vml" xmlns:oel="http://schemas.microsoft.com/office/2019/extlst" xmlns:o="urn:schemas-microsoft-com:office:office" xmlns:am3d="http://schemas.microsoft.com/office/drawing/2017/model3d" xmlns:aink="http://schemas.microsoft.com/office/drawing/2016/ink" xmlns:mc="http://schemas.openxmlformats.org/markup-compatibility/2006" xmlns:cx8="http://schemas.microsoft.com/office/drawing/2016/5/14/chartex" xmlns:cx7="http://schemas.microsoft.com/office/drawing/2016/5/13/chartex" xmlns:cx6="http://schemas.microsoft.com/office/drawing/2016/5/12/chartex" xmlns:cx5="http://schemas.microsoft.com/office/drawing/2016/5/11/chartex" xmlns:cx4="http://schemas.microsoft.com/office/drawing/2016/5/10/chartex" xmlns:cx3="http://schemas.microsoft.com/office/drawing/2016/5/9/chartex" xmlns:cx2="http://schemas.microsoft.com/office/drawing/2015/10/21/chartex" xmlns:cx1="http://schemas.microsoft.com/office/drawing/2015/9/8/chartex" xmlns:cx="http://schemas.microsoft.com/office/drawing/2014/chartex" xmlns:wpc="http://schemas.microsoft.com/office/word/2010/wordprocessingCanvas" xmlns="" val="0"/>
                         </a:ext>
                       </a:extLst>
                     </a:blip>
@@ -397,10 +723,11 @@
       <w:r>
         <w:rPr>
           <w:noProof/>
+          <w:lang w:eastAsia="it-IT"/>
         </w:rPr>
         <w:lastRenderedPageBreak/>
         <w:drawing>
-          <wp:inline distT="0" distB="0" distL="0" distR="0" wp14:anchorId="1B304921" wp14:editId="76C89C69">
+          <wp:inline distT="0" distB="0" distL="0" distR="0">
             <wp:extent cx="6120130" cy="3147695"/>
             <wp:effectExtent l="0" t="0" r="0" b="0"/>
             <wp:docPr id="1664929018" name="Immagine 1"/>
@@ -420,7 +747,7 @@
                     <a:blip r:embed="rId6">
                       <a:extLst>
                         <a:ext uri="{28A0092B-C50C-407E-A947-70E740481C1C}">
-                          <a14:useLocalDpi xmlns:a14="http://schemas.microsoft.com/office/drawing/2010/main" val="0"/>
+                          <a14:useLocalDpi xmlns:a14="http://schemas.microsoft.com/office/drawing/2010/main" xmlns:wps="http://schemas.microsoft.com/office/word/2010/wordprocessingShape" xmlns:wpi="http://schemas.microsoft.com/office/word/2010/wordprocessingInk" xmlns:wpg="http://schemas.microsoft.com/office/word/2010/wordprocessingGroup" xmlns:w16se="http://schemas.microsoft.com/office/word/2015/wordml/symex" xmlns:w16sdtfl="http://schemas.microsoft.com/office/word/2024/wordml/sdtformatlock" xmlns:w16sdtdh="http://schemas.microsoft.com/office/word/2020/wordml/sdtdatahash" xmlns:w16du="http://schemas.microsoft.com/office/word/2023/wordml/word16du" xmlns:w16="http://schemas.microsoft.com/office/word/2018/wordml" xmlns:w16cid="http://schemas.microsoft.com/office/word/2016/wordml/cid" xmlns:w16cex="http://schemas.microsoft.com/office/word/2018/wordml/cex" xmlns:w15="http://schemas.microsoft.com/office/word/2012/wordml" xmlns:w14="http://schemas.microsoft.com/office/word/2010/wordml" xmlns:w="http://schemas.openxmlformats.org/wordprocessingml/2006/main" xmlns:w10="urn:schemas-microsoft-com:office:word" xmlns:wp14="http://schemas.microsoft.com/office/word/2010/wordprocessingDrawing" xmlns:v="urn:schemas-microsoft-com:vml" xmlns:oel="http://schemas.microsoft.com/office/2019/extlst" xmlns:o="urn:schemas-microsoft-com:office:office" xmlns:am3d="http://schemas.microsoft.com/office/drawing/2017/model3d" xmlns:aink="http://schemas.microsoft.com/office/drawing/2016/ink" xmlns:mc="http://schemas.openxmlformats.org/markup-compatibility/2006" xmlns:cx8="http://schemas.microsoft.com/office/drawing/2016/5/14/chartex" xmlns:cx7="http://schemas.microsoft.com/office/drawing/2016/5/13/chartex" xmlns:cx6="http://schemas.microsoft.com/office/drawing/2016/5/12/chartex" xmlns:cx5="http://schemas.microsoft.com/office/drawing/2016/5/11/chartex" xmlns:cx4="http://schemas.microsoft.com/office/drawing/2016/5/10/chartex" xmlns:cx3="http://schemas.microsoft.com/office/drawing/2016/5/9/chartex" xmlns:cx2="http://schemas.microsoft.com/office/drawing/2015/10/21/chartex" xmlns:cx1="http://schemas.microsoft.com/office/drawing/2015/9/8/chartex" xmlns:cx="http://schemas.microsoft.com/office/drawing/2014/chartex" xmlns:wpc="http://schemas.microsoft.com/office/word/2010/wordprocessingCanvas" xmlns="" val="0"/>
                         </a:ext>
                       </a:extLst>
                     </a:blip>
@@ -483,15 +810,7 @@
         <w:t>Ima +18</w:t>
       </w:r>
       <w:r>
-        <w:t xml:space="preserve"> = corrente in </w:t>
-      </w:r>
-      <w:proofErr w:type="spellStart"/>
-      <w:r>
-        <w:t>mA</w:t>
-      </w:r>
-      <w:proofErr w:type="spellEnd"/>
-      <w:r>
-        <w:t xml:space="preserve"> letta dal sensore ad anello, bipolare con segno</w:t>
+        <w:t xml:space="preserve"> = corrente in mA letta dal sensore ad anello, bipolare con segno</w:t>
       </w:r>
     </w:p>
     <w:p>
@@ -502,32 +821,34 @@
           <w:numId w:val="2"/>
         </w:numPr>
       </w:pPr>
-      <w:proofErr w:type="spellStart"/>
       <w:r>
         <w:rPr>
           <w:b/>
           <w:bCs/>
         </w:rPr>
-        <w:t>SmA</w:t>
-      </w:r>
-      <w:proofErr w:type="spellEnd"/>
+        <w:t>SmA 912</w:t>
+      </w:r>
+      <w:r>
+        <w:t xml:space="preserve"> = Soglia in mA del livello da superare per avere allarme</w:t>
+      </w:r>
+    </w:p>
+    <w:p>
+      <w:pPr>
+        <w:pStyle w:val="Paragrafoelenco"/>
+        <w:numPr>
+          <w:ilvl w:val="1"/>
+          <w:numId w:val="2"/>
+        </w:numPr>
+      </w:pPr>
       <w:r>
         <w:rPr>
           <w:b/>
           <w:bCs/>
         </w:rPr>
-        <w:t xml:space="preserve"> 912</w:t>
-      </w:r>
-      <w:r>
-        <w:t xml:space="preserve"> = Soglia in </w:t>
-      </w:r>
-      <w:proofErr w:type="spellStart"/>
-      <w:r>
-        <w:t>mA</w:t>
-      </w:r>
-      <w:proofErr w:type="spellEnd"/>
-      <w:r>
-        <w:t xml:space="preserve"> del livello da superare per avere allarme</w:t>
+        <w:t>Volt 11.9</w:t>
+      </w:r>
+      <w:r>
+        <w:t xml:space="preserve"> = tensione rilevata sulle banane rossa/nera – Unipolare senza segno</w:t>
       </w:r>
     </w:p>
     <w:p>
@@ -543,35 +864,7 @@
           <w:b/>
           <w:bCs/>
         </w:rPr>
-        <w:t>Volt 11.9</w:t>
-      </w:r>
-      <w:r>
-        <w:t xml:space="preserve"> = tensione rilevata sulle banane rossa/nera – Unipolare senza segno</w:t>
-      </w:r>
-    </w:p>
-    <w:p>
-      <w:pPr>
-        <w:pStyle w:val="Paragrafoelenco"/>
-        <w:numPr>
-          <w:ilvl w:val="1"/>
-          <w:numId w:val="2"/>
-        </w:numPr>
-      </w:pPr>
-      <w:proofErr w:type="spellStart"/>
-      <w:r>
-        <w:rPr>
-          <w:b/>
-          <w:bCs/>
-        </w:rPr>
-        <w:t>Err</w:t>
-      </w:r>
-      <w:proofErr w:type="spellEnd"/>
-      <w:r>
-        <w:rPr>
-          <w:b/>
-          <w:bCs/>
-        </w:rPr>
-        <w:t xml:space="preserve"> 0000</w:t>
+        <w:t>Err 0000</w:t>
       </w:r>
       <w:r>
         <w:t xml:space="preserve"> = conteggio secondi in cui la corrente ha superato la soglia </w:t>
@@ -586,13 +879,8 @@
         </w:numPr>
       </w:pPr>
       <w:r>
-        <w:t xml:space="preserve">LEVEL = potenziometro per regolare la soglia </w:t>
-      </w:r>
-      <w:proofErr w:type="spellStart"/>
-      <w:r>
-        <w:t>SmA</w:t>
-      </w:r>
-      <w:proofErr w:type="spellEnd"/>
+        <w:t>LEVEL = potenziometro per regolare la soglia SmA</w:t>
+      </w:r>
     </w:p>
     <w:p>
       <w:pPr>
@@ -632,13 +920,14 @@
       <w:r>
         <w:rPr>
           <w:noProof/>
+          <w:lang w:eastAsia="it-IT"/>
         </w:rPr>
         <w:lastRenderedPageBreak/>
         <w:drawing>
-          <wp:inline distT="0" distB="0" distL="0" distR="0" wp14:anchorId="7CE0BC51" wp14:editId="7563A58D">
-            <wp:extent cx="6120130" cy="8899525"/>
-            <wp:effectExtent l="0" t="0" r="0" b="0"/>
-            <wp:docPr id="1848452743" name="Immagine 1"/>
+          <wp:inline distT="0" distB="0" distL="0" distR="0">
+            <wp:extent cx="6105525" cy="9129398"/>
+            <wp:effectExtent l="19050" t="0" r="9525" b="0"/>
+            <wp:docPr id="4" name="Immagine 3" descr="sms2.jpg"/>
             <wp:cNvGraphicFramePr>
               <a:graphicFrameLocks xmlns:a="http://schemas.openxmlformats.org/drawingml/2006/main" noChangeAspect="1"/>
             </wp:cNvGraphicFramePr>
@@ -646,36 +935,23 @@
               <a:graphicData uri="http://schemas.openxmlformats.org/drawingml/2006/picture">
                 <pic:pic xmlns:pic="http://schemas.openxmlformats.org/drawingml/2006/picture">
                   <pic:nvPicPr>
-                    <pic:cNvPr id="0" name="Picture 1"/>
-                    <pic:cNvPicPr>
-                      <a:picLocks noChangeAspect="1" noChangeArrowheads="1"/>
-                    </pic:cNvPicPr>
+                    <pic:cNvPr id="0" name="sms2.jpg"/>
+                    <pic:cNvPicPr/>
                   </pic:nvPicPr>
                   <pic:blipFill>
-                    <a:blip r:embed="rId7">
-                      <a:extLst>
-                        <a:ext uri="{28A0092B-C50C-407E-A947-70E740481C1C}">
-                          <a14:useLocalDpi xmlns:a14="http://schemas.microsoft.com/office/drawing/2010/main" val="0"/>
-                        </a:ext>
-                      </a:extLst>
-                    </a:blip>
-                    <a:srcRect/>
+                    <a:blip r:embed="rId7"/>
                     <a:stretch>
                       <a:fillRect/>
                     </a:stretch>
                   </pic:blipFill>
-                  <pic:spPr bwMode="auto">
+                  <pic:spPr>
                     <a:xfrm>
                       <a:off x="0" y="0"/>
-                      <a:ext cx="6120130" cy="8899525"/>
+                      <a:ext cx="6108039" cy="9133157"/>
                     </a:xfrm>
                     <a:prstGeom prst="rect">
                       <a:avLst/>
                     </a:prstGeom>
-                    <a:noFill/>
-                    <a:ln>
-                      <a:noFill/>
-                    </a:ln>
                   </pic:spPr>
                 </pic:pic>
               </a:graphicData>
@@ -686,15 +962,60 @@
     </w:p>
     <w:p>
       <w:r>
-        <w:br w:type="page"/>
-      </w:r>
-      <w:r>
         <w:rPr>
           <w:noProof/>
+          <w:lang w:eastAsia="it-IT"/>
         </w:rPr>
         <w:lastRenderedPageBreak/>
         <w:drawing>
-          <wp:inline distT="0" distB="0" distL="0" distR="0" wp14:anchorId="36B97E62" wp14:editId="79AD42DD">
+          <wp:inline distT="0" distB="0" distL="0" distR="0">
+            <wp:extent cx="6439410" cy="6238875"/>
+            <wp:effectExtent l="19050" t="0" r="0" b="0"/>
+            <wp:docPr id="1" name="Immagine 0" descr="sms1.jpg"/>
+            <wp:cNvGraphicFramePr>
+              <a:graphicFrameLocks xmlns:a="http://schemas.openxmlformats.org/drawingml/2006/main" noChangeAspect="1"/>
+            </wp:cNvGraphicFramePr>
+            <a:graphic xmlns:a="http://schemas.openxmlformats.org/drawingml/2006/main">
+              <a:graphicData uri="http://schemas.openxmlformats.org/drawingml/2006/picture">
+                <pic:pic xmlns:pic="http://schemas.openxmlformats.org/drawingml/2006/picture">
+                  <pic:nvPicPr>
+                    <pic:cNvPr id="0" name="sms1.jpg"/>
+                    <pic:cNvPicPr/>
+                  </pic:nvPicPr>
+                  <pic:blipFill>
+                    <a:blip r:embed="rId8"/>
+                    <a:stretch>
+                      <a:fillRect/>
+                    </a:stretch>
+                  </pic:blipFill>
+                  <pic:spPr>
+                    <a:xfrm>
+                      <a:off x="0" y="0"/>
+                      <a:ext cx="6449254" cy="6248413"/>
+                    </a:xfrm>
+                    <a:prstGeom prst="rect">
+                      <a:avLst/>
+                    </a:prstGeom>
+                  </pic:spPr>
+                </pic:pic>
+              </a:graphicData>
+            </a:graphic>
+          </wp:inline>
+        </w:drawing>
+      </w:r>
+    </w:p>
+    <w:p>
+      <w:r>
+        <w:br w:type="page"/>
+      </w:r>
+      <w:r>
+        <w:rPr>
+          <w:noProof/>
+          <w:lang w:eastAsia="it-IT"/>
+        </w:rPr>
+        <w:lastRenderedPageBreak/>
+        <w:drawing>
+          <wp:inline distT="0" distB="0" distL="0" distR="0">
             <wp:extent cx="6120130" cy="8905875"/>
             <wp:effectExtent l="0" t="0" r="0" b="9525"/>
             <wp:docPr id="691804257" name="Immagine 1" descr="Immagine che contiene testo, diagramma, Piano, schematico&#10;&#10;Il contenuto generato dall'IA potrebbe non essere corretto."/>
@@ -709,7 +1030,7 @@
                     <pic:cNvPicPr/>
                   </pic:nvPicPr>
                   <pic:blipFill>
-                    <a:blip r:embed="rId8"/>
+                    <a:blip r:embed="rId9"/>
                     <a:stretch>
                       <a:fillRect/>
                     </a:stretch>
@@ -741,8 +1062,8 @@
 </file>
 
 <file path=word/numbering.xml><?xml version="1.0" encoding="utf-8"?>
-<w:numbering xmlns:wpc="http://schemas.microsoft.com/office/word/2010/wordprocessingCanvas" xmlns:cx="http://schemas.microsoft.com/office/drawing/2014/chartex" xmlns:cx1="http://schemas.microsoft.com/office/drawing/2015/9/8/chartex" xmlns:cx2="http://schemas.microsoft.com/office/drawing/2015/10/21/chartex" xmlns:cx3="http://schemas.microsoft.com/office/drawing/2016/5/9/chartex" xmlns:cx4="http://schemas.microsoft.com/office/drawing/2016/5/10/chartex" xmlns:cx5="http://schemas.microsoft.com/office/drawing/2016/5/11/chartex" xmlns:cx6="http://schemas.microsoft.com/office/drawing/2016/5/12/chartex" xmlns:cx7="http://schemas.microsoft.com/office/drawing/2016/5/13/chartex" xmlns:cx8="http://schemas.microsoft.com/office/drawing/2016/5/14/chartex" xmlns:mc="http://schemas.openxmlformats.org/markup-compatibility/2006" xmlns:aink="http://schemas.microsoft.com/office/drawing/2016/ink" xmlns:am3d="http://schemas.microsoft.com/office/drawing/2017/model3d" xmlns:o="urn:schemas-microsoft-com:office:office" xmlns:oel="http://schemas.microsoft.com/office/2019/extlst" xmlns:r="http://schemas.openxmlformats.org/officeDocument/2006/relationships" xmlns:m="http://schemas.openxmlformats.org/officeDocument/2006/math" xmlns:v="urn:schemas-microsoft-com:vml" xmlns:wp14="http://schemas.microsoft.com/office/word/2010/wordprocessingDrawing" xmlns:wp="http://schemas.openxmlformats.org/drawingml/2006/wordprocessingDrawing" xmlns:w10="urn:schemas-microsoft-com:office:word" xmlns:w="http://schemas.openxmlformats.org/wordprocessingml/2006/main" xmlns:w14="http://schemas.microsoft.com/office/word/2010/wordml" xmlns:w15="http://schemas.microsoft.com/office/word/2012/wordml" xmlns:w16cex="http://schemas.microsoft.com/office/word/2018/wordml/cex" xmlns:w16cid="http://schemas.microsoft.com/office/word/2016/wordml/cid" xmlns:w16="http://schemas.microsoft.com/office/word/2018/wordml" xmlns:w16du="http://schemas.microsoft.com/office/word/2023/wordml/word16du" xmlns:w16sdtdh="http://schemas.microsoft.com/office/word/2020/wordml/sdtdatahash" xmlns:w16sdtfl="http://schemas.microsoft.com/office/word/2024/wordml/sdtformatlock" xmlns:w16se="http://schemas.microsoft.com/office/word/2015/wordml/symex" xmlns:wpg="http://schemas.microsoft.com/office/word/2010/wordprocessingGroup" xmlns:wpi="http://schemas.microsoft.com/office/word/2010/wordprocessingInk" xmlns:wne="http://schemas.microsoft.com/office/word/2006/wordml" xmlns:wps="http://schemas.microsoft.com/office/word/2010/wordprocessingShape" mc:Ignorable="w14 w15 w16se w16cid w16 w16cex w16sdtdh w16sdtfl w16du wp14">
-  <w:abstractNum w:abstractNumId="0" w15:restartNumberingAfterBreak="0">
+<w:numbering xmlns:ve="http://schemas.openxmlformats.org/markup-compatibility/2006" xmlns:o="urn:schemas-microsoft-com:office:office" xmlns:r="http://schemas.openxmlformats.org/officeDocument/2006/relationships" xmlns:m="http://schemas.openxmlformats.org/officeDocument/2006/math" xmlns:v="urn:schemas-microsoft-com:vml" xmlns:wp="http://schemas.openxmlformats.org/drawingml/2006/wordprocessingDrawing" xmlns:w10="urn:schemas-microsoft-com:office:word" xmlns:w="http://schemas.openxmlformats.org/wordprocessingml/2006/main" xmlns:wne="http://schemas.microsoft.com/office/word/2006/wordml">
+  <w:abstractNum w:abstractNumId="0">
     <w:nsid w:val="0C955D14"/>
     <w:multiLevelType w:val="hybridMultilevel"/>
     <w:tmpl w:val="447E23CA"/>
@@ -855,7 +1176,120 @@
       </w:rPr>
     </w:lvl>
   </w:abstractNum>
-  <w:abstractNum w:abstractNumId="1" w15:restartNumberingAfterBreak="0">
+  <w:abstractNum w:abstractNumId="1">
+    <w:nsid w:val="20396A6D"/>
+    <w:multiLevelType w:val="hybridMultilevel"/>
+    <w:tmpl w:val="5652031C"/>
+    <w:lvl w:ilvl="0" w:tplc="04100001">
+      <w:start w:val="1"/>
+      <w:numFmt w:val="bullet"/>
+      <w:lvlText w:val=""/>
+      <w:lvlJc w:val="left"/>
+      <w:pPr>
+        <w:ind w:left="720" w:hanging="360"/>
+      </w:pPr>
+      <w:rPr>
+        <w:rFonts w:ascii="Symbol" w:hAnsi="Symbol" w:hint="default"/>
+      </w:rPr>
+    </w:lvl>
+    <w:lvl w:ilvl="1" w:tplc="04100003" w:tentative="1">
+      <w:start w:val="1"/>
+      <w:numFmt w:val="bullet"/>
+      <w:lvlText w:val="o"/>
+      <w:lvlJc w:val="left"/>
+      <w:pPr>
+        <w:ind w:left="1440" w:hanging="360"/>
+      </w:pPr>
+      <w:rPr>
+        <w:rFonts w:ascii="Courier New" w:hAnsi="Courier New" w:cs="Courier New" w:hint="default"/>
+      </w:rPr>
+    </w:lvl>
+    <w:lvl w:ilvl="2" w:tplc="04100005" w:tentative="1">
+      <w:start w:val="1"/>
+      <w:numFmt w:val="bullet"/>
+      <w:lvlText w:val=""/>
+      <w:lvlJc w:val="left"/>
+      <w:pPr>
+        <w:ind w:left="2160" w:hanging="360"/>
+      </w:pPr>
+      <w:rPr>
+        <w:rFonts w:ascii="Wingdings" w:hAnsi="Wingdings" w:hint="default"/>
+      </w:rPr>
+    </w:lvl>
+    <w:lvl w:ilvl="3" w:tplc="04100001" w:tentative="1">
+      <w:start w:val="1"/>
+      <w:numFmt w:val="bullet"/>
+      <w:lvlText w:val=""/>
+      <w:lvlJc w:val="left"/>
+      <w:pPr>
+        <w:ind w:left="2880" w:hanging="360"/>
+      </w:pPr>
+      <w:rPr>
+        <w:rFonts w:ascii="Symbol" w:hAnsi="Symbol" w:hint="default"/>
+      </w:rPr>
+    </w:lvl>
+    <w:lvl w:ilvl="4" w:tplc="04100003" w:tentative="1">
+      <w:start w:val="1"/>
+      <w:numFmt w:val="bullet"/>
+      <w:lvlText w:val="o"/>
+      <w:lvlJc w:val="left"/>
+      <w:pPr>
+        <w:ind w:left="3600" w:hanging="360"/>
+      </w:pPr>
+      <w:rPr>
+        <w:rFonts w:ascii="Courier New" w:hAnsi="Courier New" w:cs="Courier New" w:hint="default"/>
+      </w:rPr>
+    </w:lvl>
+    <w:lvl w:ilvl="5" w:tplc="04100005" w:tentative="1">
+      <w:start w:val="1"/>
+      <w:numFmt w:val="bullet"/>
+      <w:lvlText w:val=""/>
+      <w:lvlJc w:val="left"/>
+      <w:pPr>
+        <w:ind w:left="4320" w:hanging="360"/>
+      </w:pPr>
+      <w:rPr>
+        <w:rFonts w:ascii="Wingdings" w:hAnsi="Wingdings" w:hint="default"/>
+      </w:rPr>
+    </w:lvl>
+    <w:lvl w:ilvl="6" w:tplc="04100001" w:tentative="1">
+      <w:start w:val="1"/>
+      <w:numFmt w:val="bullet"/>
+      <w:lvlText w:val=""/>
+      <w:lvlJc w:val="left"/>
+      <w:pPr>
+        <w:ind w:left="5040" w:hanging="360"/>
+      </w:pPr>
+      <w:rPr>
+        <w:rFonts w:ascii="Symbol" w:hAnsi="Symbol" w:hint="default"/>
+      </w:rPr>
+    </w:lvl>
+    <w:lvl w:ilvl="7" w:tplc="04100003" w:tentative="1">
+      <w:start w:val="1"/>
+      <w:numFmt w:val="bullet"/>
+      <w:lvlText w:val="o"/>
+      <w:lvlJc w:val="left"/>
+      <w:pPr>
+        <w:ind w:left="5760" w:hanging="360"/>
+      </w:pPr>
+      <w:rPr>
+        <w:rFonts w:ascii="Courier New" w:hAnsi="Courier New" w:cs="Courier New" w:hint="default"/>
+      </w:rPr>
+    </w:lvl>
+    <w:lvl w:ilvl="8" w:tplc="04100005" w:tentative="1">
+      <w:start w:val="1"/>
+      <w:numFmt w:val="bullet"/>
+      <w:lvlText w:val=""/>
+      <w:lvlJc w:val="left"/>
+      <w:pPr>
+        <w:ind w:left="6480" w:hanging="360"/>
+      </w:pPr>
+      <w:rPr>
+        <w:rFonts w:ascii="Wingdings" w:hAnsi="Wingdings" w:hint="default"/>
+      </w:rPr>
+    </w:lvl>
+  </w:abstractNum>
+  <w:abstractNum w:abstractNumId="2">
     <w:nsid w:val="2D2653DB"/>
     <w:multiLevelType w:val="hybridMultilevel"/>
     <w:tmpl w:val="65AAA4EC"/>
@@ -968,17 +1402,136 @@
       </w:rPr>
     </w:lvl>
   </w:abstractNum>
-  <w:num w:numId="1" w16cid:durableId="249316293">
+  <w:abstractNum w:abstractNumId="3">
+    <w:nsid w:val="6A88393E"/>
+    <w:multiLevelType w:val="hybridMultilevel"/>
+    <w:tmpl w:val="7A548C2A"/>
+    <w:lvl w:ilvl="0" w:tplc="04100001">
+      <w:start w:val="1"/>
+      <w:numFmt w:val="bullet"/>
+      <w:lvlText w:val=""/>
+      <w:lvlJc w:val="left"/>
+      <w:pPr>
+        <w:ind w:left="720" w:hanging="360"/>
+      </w:pPr>
+      <w:rPr>
+        <w:rFonts w:ascii="Symbol" w:hAnsi="Symbol" w:hint="default"/>
+      </w:rPr>
+    </w:lvl>
+    <w:lvl w:ilvl="1" w:tplc="04100003" w:tentative="1">
+      <w:start w:val="1"/>
+      <w:numFmt w:val="bullet"/>
+      <w:lvlText w:val="o"/>
+      <w:lvlJc w:val="left"/>
+      <w:pPr>
+        <w:ind w:left="1440" w:hanging="360"/>
+      </w:pPr>
+      <w:rPr>
+        <w:rFonts w:ascii="Courier New" w:hAnsi="Courier New" w:cs="Courier New" w:hint="default"/>
+      </w:rPr>
+    </w:lvl>
+    <w:lvl w:ilvl="2" w:tplc="04100005" w:tentative="1">
+      <w:start w:val="1"/>
+      <w:numFmt w:val="bullet"/>
+      <w:lvlText w:val=""/>
+      <w:lvlJc w:val="left"/>
+      <w:pPr>
+        <w:ind w:left="2160" w:hanging="360"/>
+      </w:pPr>
+      <w:rPr>
+        <w:rFonts w:ascii="Wingdings" w:hAnsi="Wingdings" w:hint="default"/>
+      </w:rPr>
+    </w:lvl>
+    <w:lvl w:ilvl="3" w:tplc="04100001" w:tentative="1">
+      <w:start w:val="1"/>
+      <w:numFmt w:val="bullet"/>
+      <w:lvlText w:val=""/>
+      <w:lvlJc w:val="left"/>
+      <w:pPr>
+        <w:ind w:left="2880" w:hanging="360"/>
+      </w:pPr>
+      <w:rPr>
+        <w:rFonts w:ascii="Symbol" w:hAnsi="Symbol" w:hint="default"/>
+      </w:rPr>
+    </w:lvl>
+    <w:lvl w:ilvl="4" w:tplc="04100003" w:tentative="1">
+      <w:start w:val="1"/>
+      <w:numFmt w:val="bullet"/>
+      <w:lvlText w:val="o"/>
+      <w:lvlJc w:val="left"/>
+      <w:pPr>
+        <w:ind w:left="3600" w:hanging="360"/>
+      </w:pPr>
+      <w:rPr>
+        <w:rFonts w:ascii="Courier New" w:hAnsi="Courier New" w:cs="Courier New" w:hint="default"/>
+      </w:rPr>
+    </w:lvl>
+    <w:lvl w:ilvl="5" w:tplc="04100005" w:tentative="1">
+      <w:start w:val="1"/>
+      <w:numFmt w:val="bullet"/>
+      <w:lvlText w:val=""/>
+      <w:lvlJc w:val="left"/>
+      <w:pPr>
+        <w:ind w:left="4320" w:hanging="360"/>
+      </w:pPr>
+      <w:rPr>
+        <w:rFonts w:ascii="Wingdings" w:hAnsi="Wingdings" w:hint="default"/>
+      </w:rPr>
+    </w:lvl>
+    <w:lvl w:ilvl="6" w:tplc="04100001" w:tentative="1">
+      <w:start w:val="1"/>
+      <w:numFmt w:val="bullet"/>
+      <w:lvlText w:val=""/>
+      <w:lvlJc w:val="left"/>
+      <w:pPr>
+        <w:ind w:left="5040" w:hanging="360"/>
+      </w:pPr>
+      <w:rPr>
+        <w:rFonts w:ascii="Symbol" w:hAnsi="Symbol" w:hint="default"/>
+      </w:rPr>
+    </w:lvl>
+    <w:lvl w:ilvl="7" w:tplc="04100003" w:tentative="1">
+      <w:start w:val="1"/>
+      <w:numFmt w:val="bullet"/>
+      <w:lvlText w:val="o"/>
+      <w:lvlJc w:val="left"/>
+      <w:pPr>
+        <w:ind w:left="5760" w:hanging="360"/>
+      </w:pPr>
+      <w:rPr>
+        <w:rFonts w:ascii="Courier New" w:hAnsi="Courier New" w:cs="Courier New" w:hint="default"/>
+      </w:rPr>
+    </w:lvl>
+    <w:lvl w:ilvl="8" w:tplc="04100005" w:tentative="1">
+      <w:start w:val="1"/>
+      <w:numFmt w:val="bullet"/>
+      <w:lvlText w:val=""/>
+      <w:lvlJc w:val="left"/>
+      <w:pPr>
+        <w:ind w:left="6480" w:hanging="360"/>
+      </w:pPr>
+      <w:rPr>
+        <w:rFonts w:ascii="Wingdings" w:hAnsi="Wingdings" w:hint="default"/>
+      </w:rPr>
+    </w:lvl>
+  </w:abstractNum>
+  <w:num w:numId="1">
     <w:abstractNumId w:val="0"/>
   </w:num>
-  <w:num w:numId="2" w16cid:durableId="1291476789">
+  <w:num w:numId="2">
+    <w:abstractNumId w:val="2"/>
+  </w:num>
+  <w:num w:numId="3">
     <w:abstractNumId w:val="1"/>
+  </w:num>
+  <w:num w:numId="4">
+    <w:abstractNumId w:val="3"/>
   </w:num>
 </w:numbering>
 </file>
 
 <file path=word/styles.xml><?xml version="1.0" encoding="utf-8"?>
-<w:styles xmlns:mc="http://schemas.openxmlformats.org/markup-compatibility/2006" xmlns:r="http://schemas.openxmlformats.org/officeDocument/2006/relationships" xmlns:w="http://schemas.openxmlformats.org/wordprocessingml/2006/main" xmlns:w14="http://schemas.microsoft.com/office/word/2010/wordml" xmlns:w15="http://schemas.microsoft.com/office/word/2012/wordml" xmlns:w16cex="http://schemas.microsoft.com/office/word/2018/wordml/cex" xmlns:w16cid="http://schemas.microsoft.com/office/word/2016/wordml/cid" xmlns:w16="http://schemas.microsoft.com/office/word/2018/wordml" xmlns:w16du="http://schemas.microsoft.com/office/word/2023/wordml/word16du" xmlns:w16sdtdh="http://schemas.microsoft.com/office/word/2020/wordml/sdtdatahash" xmlns:w16sdtfl="http://schemas.microsoft.com/office/word/2024/wordml/sdtformatlock" xmlns:w16se="http://schemas.microsoft.com/office/word/2015/wordml/symex" mc:Ignorable="w14 w15 w16se w16cid w16 w16cex w16sdtdh w16sdtfl w16du">
+<w:styles xmlns:r="http://schemas.openxmlformats.org/officeDocument/2006/relationships" xmlns:w="http://schemas.openxmlformats.org/wordprocessingml/2006/main">
   <w:docDefaults>
     <w:rPrDefault>
       <w:rPr>
@@ -994,387 +1547,149 @@
       </w:pPr>
     </w:pPrDefault>
   </w:docDefaults>
-  <w:latentStyles w:defLockedState="0" w:defUIPriority="99" w:defSemiHidden="0" w:defUnhideWhenUsed="0" w:defQFormat="0" w:count="376">
-    <w:lsdException w:name="Normal" w:uiPriority="0" w:qFormat="1"/>
-    <w:lsdException w:name="heading 1" w:uiPriority="9" w:qFormat="1"/>
-    <w:lsdException w:name="heading 2" w:semiHidden="1" w:uiPriority="9" w:unhideWhenUsed="1" w:qFormat="1"/>
-    <w:lsdException w:name="heading 3" w:semiHidden="1" w:uiPriority="9" w:unhideWhenUsed="1" w:qFormat="1"/>
-    <w:lsdException w:name="heading 4" w:semiHidden="1" w:uiPriority="9" w:unhideWhenUsed="1" w:qFormat="1"/>
-    <w:lsdException w:name="heading 5" w:semiHidden="1" w:uiPriority="9" w:unhideWhenUsed="1" w:qFormat="1"/>
-    <w:lsdException w:name="heading 6" w:semiHidden="1" w:uiPriority="9" w:unhideWhenUsed="1" w:qFormat="1"/>
-    <w:lsdException w:name="heading 7" w:semiHidden="1" w:uiPriority="9" w:unhideWhenUsed="1" w:qFormat="1"/>
-    <w:lsdException w:name="heading 8" w:semiHidden="1" w:uiPriority="9" w:unhideWhenUsed="1" w:qFormat="1"/>
-    <w:lsdException w:name="heading 9" w:semiHidden="1" w:uiPriority="9" w:unhideWhenUsed="1" w:qFormat="1"/>
-    <w:lsdException w:name="index 1" w:semiHidden="1" w:unhideWhenUsed="1"/>
-    <w:lsdException w:name="index 2" w:semiHidden="1" w:unhideWhenUsed="1"/>
-    <w:lsdException w:name="index 3" w:semiHidden="1" w:unhideWhenUsed="1"/>
-    <w:lsdException w:name="index 4" w:semiHidden="1" w:unhideWhenUsed="1"/>
-    <w:lsdException w:name="index 5" w:semiHidden="1" w:unhideWhenUsed="1"/>
-    <w:lsdException w:name="index 6" w:semiHidden="1" w:unhideWhenUsed="1"/>
-    <w:lsdException w:name="index 7" w:semiHidden="1" w:unhideWhenUsed="1"/>
-    <w:lsdException w:name="index 8" w:semiHidden="1" w:unhideWhenUsed="1"/>
-    <w:lsdException w:name="index 9" w:semiHidden="1" w:unhideWhenUsed="1"/>
-    <w:lsdException w:name="toc 1" w:semiHidden="1" w:uiPriority="39" w:unhideWhenUsed="1"/>
-    <w:lsdException w:name="toc 2" w:semiHidden="1" w:uiPriority="39" w:unhideWhenUsed="1"/>
-    <w:lsdException w:name="toc 3" w:semiHidden="1" w:uiPriority="39" w:unhideWhenUsed="1"/>
-    <w:lsdException w:name="toc 4" w:semiHidden="1" w:uiPriority="39" w:unhideWhenUsed="1"/>
-    <w:lsdException w:name="toc 5" w:semiHidden="1" w:uiPriority="39" w:unhideWhenUsed="1"/>
-    <w:lsdException w:name="toc 6" w:semiHidden="1" w:uiPriority="39" w:unhideWhenUsed="1"/>
-    <w:lsdException w:name="toc 7" w:semiHidden="1" w:uiPriority="39" w:unhideWhenUsed="1"/>
-    <w:lsdException w:name="toc 8" w:semiHidden="1" w:uiPriority="39" w:unhideWhenUsed="1"/>
-    <w:lsdException w:name="toc 9" w:semiHidden="1" w:uiPriority="39" w:unhideWhenUsed="1"/>
-    <w:lsdException w:name="Normal Indent" w:semiHidden="1" w:unhideWhenUsed="1"/>
-    <w:lsdException w:name="footnote text" w:semiHidden="1" w:unhideWhenUsed="1"/>
-    <w:lsdException w:name="annotation text" w:semiHidden="1" w:unhideWhenUsed="1"/>
-    <w:lsdException w:name="header" w:semiHidden="1" w:unhideWhenUsed="1"/>
-    <w:lsdException w:name="footer" w:semiHidden="1" w:unhideWhenUsed="1"/>
-    <w:lsdException w:name="index heading" w:semiHidden="1" w:unhideWhenUsed="1"/>
-    <w:lsdException w:name="caption" w:semiHidden="1" w:uiPriority="35" w:unhideWhenUsed="1" w:qFormat="1"/>
-    <w:lsdException w:name="table of figures" w:semiHidden="1" w:unhideWhenUsed="1"/>
-    <w:lsdException w:name="envelope address" w:semiHidden="1" w:unhideWhenUsed="1"/>
-    <w:lsdException w:name="envelope return" w:semiHidden="1" w:unhideWhenUsed="1"/>
-    <w:lsdException w:name="footnote reference" w:semiHidden="1" w:unhideWhenUsed="1"/>
-    <w:lsdException w:name="annotation reference" w:semiHidden="1" w:unhideWhenUsed="1"/>
-    <w:lsdException w:name="line number" w:semiHidden="1" w:unhideWhenUsed="1"/>
-    <w:lsdException w:name="page number" w:semiHidden="1" w:unhideWhenUsed="1"/>
-    <w:lsdException w:name="endnote reference" w:semiHidden="1" w:unhideWhenUsed="1"/>
-    <w:lsdException w:name="endnote text" w:semiHidden="1" w:unhideWhenUsed="1"/>
-    <w:lsdException w:name="table of authorities" w:semiHidden="1" w:unhideWhenUsed="1"/>
-    <w:lsdException w:name="macro" w:semiHidden="1" w:unhideWhenUsed="1"/>
-    <w:lsdException w:name="toa heading" w:semiHidden="1" w:unhideWhenUsed="1"/>
-    <w:lsdException w:name="List" w:semiHidden="1" w:unhideWhenUsed="1"/>
-    <w:lsdException w:name="List Bullet" w:semiHidden="1" w:unhideWhenUsed="1"/>
-    <w:lsdException w:name="List Number" w:semiHidden="1" w:unhideWhenUsed="1"/>
-    <w:lsdException w:name="List 2" w:semiHidden="1" w:unhideWhenUsed="1"/>
-    <w:lsdException w:name="List 3" w:semiHidden="1" w:unhideWhenUsed="1"/>
-    <w:lsdException w:name="List 4" w:semiHidden="1" w:unhideWhenUsed="1"/>
-    <w:lsdException w:name="List 5" w:semiHidden="1" w:unhideWhenUsed="1"/>
-    <w:lsdException w:name="List Bullet 2" w:semiHidden="1" w:unhideWhenUsed="1"/>
-    <w:lsdException w:name="List Bullet 3" w:semiHidden="1" w:unhideWhenUsed="1"/>
-    <w:lsdException w:name="List Bullet 4" w:semiHidden="1" w:unhideWhenUsed="1"/>
-    <w:lsdException w:name="List Bullet 5" w:semiHidden="1" w:unhideWhenUsed="1"/>
-    <w:lsdException w:name="List Number 2" w:semiHidden="1" w:unhideWhenUsed="1"/>
-    <w:lsdException w:name="List Number 3" w:semiHidden="1" w:unhideWhenUsed="1"/>
-    <w:lsdException w:name="List Number 4" w:semiHidden="1" w:unhideWhenUsed="1"/>
-    <w:lsdException w:name="List Number 5" w:semiHidden="1" w:unhideWhenUsed="1"/>
-    <w:lsdException w:name="Title" w:uiPriority="10" w:qFormat="1"/>
-    <w:lsdException w:name="Closing" w:semiHidden="1" w:unhideWhenUsed="1"/>
-    <w:lsdException w:name="Signature" w:semiHidden="1" w:unhideWhenUsed="1"/>
-    <w:lsdException w:name="Default Paragraph Font" w:semiHidden="1" w:uiPriority="1" w:unhideWhenUsed="1"/>
-    <w:lsdException w:name="Body Text" w:semiHidden="1" w:unhideWhenUsed="1"/>
-    <w:lsdException w:name="Body Text Indent" w:semiHidden="1" w:unhideWhenUsed="1"/>
-    <w:lsdException w:name="List Continue" w:semiHidden="1" w:unhideWhenUsed="1"/>
-    <w:lsdException w:name="List Continue 2" w:semiHidden="1" w:unhideWhenUsed="1"/>
-    <w:lsdException w:name="List Continue 3" w:semiHidden="1" w:unhideWhenUsed="1"/>
-    <w:lsdException w:name="List Continue 4" w:semiHidden="1" w:unhideWhenUsed="1"/>
-    <w:lsdException w:name="List Continue 5" w:semiHidden="1" w:unhideWhenUsed="1"/>
-    <w:lsdException w:name="Message Header" w:semiHidden="1" w:unhideWhenUsed="1"/>
-    <w:lsdException w:name="Subtitle" w:uiPriority="11" w:qFormat="1"/>
-    <w:lsdException w:name="Salutation" w:semiHidden="1" w:unhideWhenUsed="1"/>
-    <w:lsdException w:name="Date" w:semiHidden="1" w:unhideWhenUsed="1"/>
-    <w:lsdException w:name="Body Text First Indent" w:semiHidden="1" w:unhideWhenUsed="1"/>
-    <w:lsdException w:name="Body Text First Indent 2" w:semiHidden="1" w:unhideWhenUsed="1"/>
-    <w:lsdException w:name="Note Heading" w:semiHidden="1" w:unhideWhenUsed="1"/>
-    <w:lsdException w:name="Body Text 2" w:semiHidden="1" w:unhideWhenUsed="1"/>
-    <w:lsdException w:name="Body Text 3" w:semiHidden="1" w:unhideWhenUsed="1"/>
-    <w:lsdException w:name="Body Text Indent 2" w:semiHidden="1" w:unhideWhenUsed="1"/>
-    <w:lsdException w:name="Body Text Indent 3" w:semiHidden="1" w:unhideWhenUsed="1"/>
-    <w:lsdException w:name="Block Text" w:semiHidden="1" w:unhideWhenUsed="1"/>
-    <w:lsdException w:name="Hyperlink" w:semiHidden="1" w:unhideWhenUsed="1"/>
-    <w:lsdException w:name="FollowedHyperlink" w:semiHidden="1" w:unhideWhenUsed="1"/>
-    <w:lsdException w:name="Strong" w:uiPriority="22" w:qFormat="1"/>
-    <w:lsdException w:name="Emphasis" w:uiPriority="20" w:qFormat="1"/>
-    <w:lsdException w:name="Document Map" w:semiHidden="1" w:unhideWhenUsed="1"/>
-    <w:lsdException w:name="Plain Text" w:semiHidden="1" w:unhideWhenUsed="1"/>
-    <w:lsdException w:name="E-mail Signature" w:semiHidden="1" w:unhideWhenUsed="1"/>
-    <w:lsdException w:name="HTML Top of Form" w:semiHidden="1" w:unhideWhenUsed="1"/>
-    <w:lsdException w:name="HTML Bottom of Form" w:semiHidden="1" w:unhideWhenUsed="1"/>
-    <w:lsdException w:name="Normal (Web)" w:semiHidden="1" w:unhideWhenUsed="1"/>
-    <w:lsdException w:name="HTML Acronym" w:semiHidden="1" w:unhideWhenUsed="1"/>
-    <w:lsdException w:name="HTML Address" w:semiHidden="1" w:unhideWhenUsed="1"/>
-    <w:lsdException w:name="HTML Cite" w:semiHidden="1" w:unhideWhenUsed="1"/>
-    <w:lsdException w:name="HTML Code" w:semiHidden="1" w:unhideWhenUsed="1"/>
-    <w:lsdException w:name="HTML Definition" w:semiHidden="1" w:unhideWhenUsed="1"/>
-    <w:lsdException w:name="HTML Keyboard" w:semiHidden="1" w:unhideWhenUsed="1"/>
-    <w:lsdException w:name="HTML Preformatted" w:semiHidden="1" w:unhideWhenUsed="1"/>
-    <w:lsdException w:name="HTML Sample" w:semiHidden="1" w:unhideWhenUsed="1"/>
-    <w:lsdException w:name="HTML Typewriter" w:semiHidden="1" w:unhideWhenUsed="1"/>
-    <w:lsdException w:name="HTML Variable" w:semiHidden="1" w:unhideWhenUsed="1"/>
-    <w:lsdException w:name="Normal Table" w:semiHidden="1" w:unhideWhenUsed="1"/>
-    <w:lsdException w:name="annotation subject" w:semiHidden="1" w:unhideWhenUsed="1"/>
-    <w:lsdException w:name="No List" w:semiHidden="1" w:unhideWhenUsed="1"/>
-    <w:lsdException w:name="Outline List 1" w:semiHidden="1" w:unhideWhenUsed="1"/>
-    <w:lsdException w:name="Outline List 2" w:semiHidden="1" w:unhideWhenUsed="1"/>
-    <w:lsdException w:name="Outline List 3" w:semiHidden="1" w:unhideWhenUsed="1"/>
-    <w:lsdException w:name="Table Simple 1" w:semiHidden="1" w:unhideWhenUsed="1"/>
-    <w:lsdException w:name="Table Simple 2" w:semiHidden="1" w:unhideWhenUsed="1"/>
-    <w:lsdException w:name="Table Simple 3" w:semiHidden="1" w:unhideWhenUsed="1"/>
-    <w:lsdException w:name="Table Classic 1" w:semiHidden="1" w:unhideWhenUsed="1"/>
-    <w:lsdException w:name="Table Classic 2" w:semiHidden="1" w:unhideWhenUsed="1"/>
-    <w:lsdException w:name="Table Classic 3" w:semiHidden="1" w:unhideWhenUsed="1"/>
-    <w:lsdException w:name="Table Classic 4" w:semiHidden="1" w:unhideWhenUsed="1"/>
-    <w:lsdException w:name="Table Colorful 1" w:semiHidden="1" w:unhideWhenUsed="1"/>
-    <w:lsdException w:name="Table Colorful 2" w:semiHidden="1" w:unhideWhenUsed="1"/>
-    <w:lsdException w:name="Table Colorful 3" w:semiHidden="1" w:unhideWhenUsed="1"/>
-    <w:lsdException w:name="Table Columns 1" w:semiHidden="1" w:unhideWhenUsed="1"/>
-    <w:lsdException w:name="Table Columns 2" w:semiHidden="1" w:unhideWhenUsed="1"/>
-    <w:lsdException w:name="Table Columns 3" w:semiHidden="1" w:unhideWhenUsed="1"/>
-    <w:lsdException w:name="Table Columns 4" w:semiHidden="1" w:unhideWhenUsed="1"/>
-    <w:lsdException w:name="Table Columns 5" w:semiHidden="1" w:unhideWhenUsed="1"/>
-    <w:lsdException w:name="Table Grid 1" w:semiHidden="1" w:unhideWhenUsed="1"/>
-    <w:lsdException w:name="Table Grid 2" w:semiHidden="1" w:unhideWhenUsed="1"/>
-    <w:lsdException w:name="Table Grid 3" w:semiHidden="1" w:unhideWhenUsed="1"/>
-    <w:lsdException w:name="Table Grid 4" w:semiHidden="1" w:unhideWhenUsed="1"/>
-    <w:lsdException w:name="Table Grid 5" w:semiHidden="1" w:unhideWhenUsed="1"/>
-    <w:lsdException w:name="Table Grid 6" w:semiHidden="1" w:unhideWhenUsed="1"/>
-    <w:lsdException w:name="Table Grid 7" w:semiHidden="1" w:unhideWhenUsed="1"/>
-    <w:lsdException w:name="Table Grid 8" w:semiHidden="1" w:unhideWhenUsed="1"/>
-    <w:lsdException w:name="Table List 1" w:semiHidden="1" w:unhideWhenUsed="1"/>
-    <w:lsdException w:name="Table List 2" w:semiHidden="1" w:unhideWhenUsed="1"/>
-    <w:lsdException w:name="Table List 3" w:semiHidden="1" w:unhideWhenUsed="1"/>
-    <w:lsdException w:name="Table List 4" w:semiHidden="1" w:unhideWhenUsed="1"/>
-    <w:lsdException w:name="Table List 5" w:semiHidden="1" w:unhideWhenUsed="1"/>
-    <w:lsdException w:name="Table List 6" w:semiHidden="1" w:unhideWhenUsed="1"/>
-    <w:lsdException w:name="Table List 7" w:semiHidden="1" w:unhideWhenUsed="1"/>
-    <w:lsdException w:name="Table List 8" w:semiHidden="1" w:unhideWhenUsed="1"/>
-    <w:lsdException w:name="Table 3D effects 1" w:semiHidden="1" w:unhideWhenUsed="1"/>
-    <w:lsdException w:name="Table 3D effects 2" w:semiHidden="1" w:unhideWhenUsed="1"/>
-    <w:lsdException w:name="Table 3D effects 3" w:semiHidden="1" w:unhideWhenUsed="1"/>
-    <w:lsdException w:name="Table Contemporary" w:semiHidden="1" w:unhideWhenUsed="1"/>
-    <w:lsdException w:name="Table Elegant" w:semiHidden="1" w:unhideWhenUsed="1"/>
-    <w:lsdException w:name="Table Professional" w:semiHidden="1" w:unhideWhenUsed="1"/>
-    <w:lsdException w:name="Table Subtle 1" w:semiHidden="1" w:unhideWhenUsed="1"/>
-    <w:lsdException w:name="Table Subtle 2" w:semiHidden="1" w:unhideWhenUsed="1"/>
-    <w:lsdException w:name="Table Web 1" w:semiHidden="1" w:unhideWhenUsed="1"/>
-    <w:lsdException w:name="Table Web 2" w:semiHidden="1" w:unhideWhenUsed="1"/>
-    <w:lsdException w:name="Table Web 3" w:semiHidden="1" w:unhideWhenUsed="1"/>
-    <w:lsdException w:name="Balloon Text" w:semiHidden="1" w:unhideWhenUsed="1"/>
-    <w:lsdException w:name="Table Grid" w:uiPriority="39"/>
-    <w:lsdException w:name="Table Theme" w:semiHidden="1" w:unhideWhenUsed="1"/>
-    <w:lsdException w:name="Placeholder Text" w:semiHidden="1"/>
-    <w:lsdException w:name="No Spacing" w:uiPriority="1" w:qFormat="1"/>
-    <w:lsdException w:name="Light Shading" w:uiPriority="60"/>
-    <w:lsdException w:name="Light List" w:uiPriority="61"/>
-    <w:lsdException w:name="Light Grid" w:uiPriority="62"/>
-    <w:lsdException w:name="Medium Shading 1" w:uiPriority="63"/>
-    <w:lsdException w:name="Medium Shading 2" w:uiPriority="64"/>
-    <w:lsdException w:name="Medium List 1" w:uiPriority="65"/>
-    <w:lsdException w:name="Medium List 2" w:uiPriority="66"/>
-    <w:lsdException w:name="Medium Grid 1" w:uiPriority="67"/>
-    <w:lsdException w:name="Medium Grid 2" w:uiPriority="68"/>
-    <w:lsdException w:name="Medium Grid 3" w:uiPriority="69"/>
-    <w:lsdException w:name="Dark List" w:uiPriority="70"/>
-    <w:lsdException w:name="Colorful Shading" w:uiPriority="71"/>
-    <w:lsdException w:name="Colorful List" w:uiPriority="72"/>
-    <w:lsdException w:name="Colorful Grid" w:uiPriority="73"/>
-    <w:lsdException w:name="Light Shading Accent 1" w:uiPriority="60"/>
-    <w:lsdException w:name="Light List Accent 1" w:uiPriority="61"/>
-    <w:lsdException w:name="Light Grid Accent 1" w:uiPriority="62"/>
-    <w:lsdException w:name="Medium Shading 1 Accent 1" w:uiPriority="63"/>
-    <w:lsdException w:name="Medium Shading 2 Accent 1" w:uiPriority="64"/>
-    <w:lsdException w:name="Medium List 1 Accent 1" w:uiPriority="65"/>
-    <w:lsdException w:name="Revision" w:semiHidden="1"/>
-    <w:lsdException w:name="List Paragraph" w:uiPriority="34" w:qFormat="1"/>
-    <w:lsdException w:name="Quote" w:uiPriority="29" w:qFormat="1"/>
-    <w:lsdException w:name="Intense Quote" w:uiPriority="30" w:qFormat="1"/>
-    <w:lsdException w:name="Medium List 2 Accent 1" w:uiPriority="66"/>
-    <w:lsdException w:name="Medium Grid 1 Accent 1" w:uiPriority="67"/>
-    <w:lsdException w:name="Medium Grid 2 Accent 1" w:uiPriority="68"/>
-    <w:lsdException w:name="Medium Grid 3 Accent 1" w:uiPriority="69"/>
-    <w:lsdException w:name="Dark List Accent 1" w:uiPriority="70"/>
-    <w:lsdException w:name="Colorful Shading Accent 1" w:uiPriority="71"/>
-    <w:lsdException w:name="Colorful List Accent 1" w:uiPriority="72"/>
-    <w:lsdException w:name="Colorful Grid Accent 1" w:uiPriority="73"/>
-    <w:lsdException w:name="Light Shading Accent 2" w:uiPriority="60"/>
-    <w:lsdException w:name="Light List Accent 2" w:uiPriority="61"/>
-    <w:lsdException w:name="Light Grid Accent 2" w:uiPriority="62"/>
-    <w:lsdException w:name="Medium Shading 1 Accent 2" w:uiPriority="63"/>
-    <w:lsdException w:name="Medium Shading 2 Accent 2" w:uiPriority="64"/>
-    <w:lsdException w:name="Medium List 1 Accent 2" w:uiPriority="65"/>
-    <w:lsdException w:name="Medium List 2 Accent 2" w:uiPriority="66"/>
-    <w:lsdException w:name="Medium Grid 1 Accent 2" w:uiPriority="67"/>
-    <w:lsdException w:name="Medium Grid 2 Accent 2" w:uiPriority="68"/>
-    <w:lsdException w:name="Medium Grid 3 Accent 2" w:uiPriority="69"/>
-    <w:lsdException w:name="Dark List Accent 2" w:uiPriority="70"/>
-    <w:lsdException w:name="Colorful Shading Accent 2" w:uiPriority="71"/>
-    <w:lsdException w:name="Colorful List Accent 2" w:uiPriority="72"/>
-    <w:lsdException w:name="Colorful Grid Accent 2" w:uiPriority="73"/>
-    <w:lsdException w:name="Light Shading Accent 3" w:uiPriority="60"/>
-    <w:lsdException w:name="Light List Accent 3" w:uiPriority="61"/>
-    <w:lsdException w:name="Light Grid Accent 3" w:uiPriority="62"/>
-    <w:lsdException w:name="Medium Shading 1 Accent 3" w:uiPriority="63"/>
-    <w:lsdException w:name="Medium Shading 2 Accent 3" w:uiPriority="64"/>
-    <w:lsdException w:name="Medium List 1 Accent 3" w:uiPriority="65"/>
-    <w:lsdException w:name="Medium List 2 Accent 3" w:uiPriority="66"/>
-    <w:lsdException w:name="Medium Grid 1 Accent 3" w:uiPriority="67"/>
-    <w:lsdException w:name="Medium Grid 2 Accent 3" w:uiPriority="68"/>
-    <w:lsdException w:name="Medium Grid 3 Accent 3" w:uiPriority="69"/>
-    <w:lsdException w:name="Dark List Accent 3" w:uiPriority="70"/>
-    <w:lsdException w:name="Colorful Shading Accent 3" w:uiPriority="71"/>
-    <w:lsdException w:name="Colorful List Accent 3" w:uiPriority="72"/>
-    <w:lsdException w:name="Colorful Grid Accent 3" w:uiPriority="73"/>
-    <w:lsdException w:name="Light Shading Accent 4" w:uiPriority="60"/>
-    <w:lsdException w:name="Light List Accent 4" w:uiPriority="61"/>
-    <w:lsdException w:name="Light Grid Accent 4" w:uiPriority="62"/>
-    <w:lsdException w:name="Medium Shading 1 Accent 4" w:uiPriority="63"/>
-    <w:lsdException w:name="Medium Shading 2 Accent 4" w:uiPriority="64"/>
-    <w:lsdException w:name="Medium List 1 Accent 4" w:uiPriority="65"/>
-    <w:lsdException w:name="Medium List 2 Accent 4" w:uiPriority="66"/>
-    <w:lsdException w:name="Medium Grid 1 Accent 4" w:uiPriority="67"/>
-    <w:lsdException w:name="Medium Grid 2 Accent 4" w:uiPriority="68"/>
-    <w:lsdException w:name="Medium Grid 3 Accent 4" w:uiPriority="69"/>
-    <w:lsdException w:name="Dark List Accent 4" w:uiPriority="70"/>
-    <w:lsdException w:name="Colorful Shading Accent 4" w:uiPriority="71"/>
-    <w:lsdException w:name="Colorful List Accent 4" w:uiPriority="72"/>
-    <w:lsdException w:name="Colorful Grid Accent 4" w:uiPriority="73"/>
-    <w:lsdException w:name="Light Shading Accent 5" w:uiPriority="60"/>
-    <w:lsdException w:name="Light List Accent 5" w:uiPriority="61"/>
-    <w:lsdException w:name="Light Grid Accent 5" w:uiPriority="62"/>
-    <w:lsdException w:name="Medium Shading 1 Accent 5" w:uiPriority="63"/>
-    <w:lsdException w:name="Medium Shading 2 Accent 5" w:uiPriority="64"/>
-    <w:lsdException w:name="Medium List 1 Accent 5" w:uiPriority="65"/>
-    <w:lsdException w:name="Medium List 2 Accent 5" w:uiPriority="66"/>
-    <w:lsdException w:name="Medium Grid 1 Accent 5" w:uiPriority="67"/>
-    <w:lsdException w:name="Medium Grid 2 Accent 5" w:uiPriority="68"/>
-    <w:lsdException w:name="Medium Grid 3 Accent 5" w:uiPriority="69"/>
-    <w:lsdException w:name="Dark List Accent 5" w:uiPriority="70"/>
-    <w:lsdException w:name="Colorful Shading Accent 5" w:uiPriority="71"/>
-    <w:lsdException w:name="Colorful List Accent 5" w:uiPriority="72"/>
-    <w:lsdException w:name="Colorful Grid Accent 5" w:uiPriority="73"/>
-    <w:lsdException w:name="Light Shading Accent 6" w:uiPriority="60"/>
-    <w:lsdException w:name="Light List Accent 6" w:uiPriority="61"/>
-    <w:lsdException w:name="Light Grid Accent 6" w:uiPriority="62"/>
-    <w:lsdException w:name="Medium Shading 1 Accent 6" w:uiPriority="63"/>
-    <w:lsdException w:name="Medium Shading 2 Accent 6" w:uiPriority="64"/>
-    <w:lsdException w:name="Medium List 1 Accent 6" w:uiPriority="65"/>
-    <w:lsdException w:name="Medium List 2 Accent 6" w:uiPriority="66"/>
-    <w:lsdException w:name="Medium Grid 1 Accent 6" w:uiPriority="67"/>
-    <w:lsdException w:name="Medium Grid 2 Accent 6" w:uiPriority="68"/>
-    <w:lsdException w:name="Medium Grid 3 Accent 6" w:uiPriority="69"/>
-    <w:lsdException w:name="Dark List Accent 6" w:uiPriority="70"/>
-    <w:lsdException w:name="Colorful Shading Accent 6" w:uiPriority="71"/>
-    <w:lsdException w:name="Colorful List Accent 6" w:uiPriority="72"/>
-    <w:lsdException w:name="Colorful Grid Accent 6" w:uiPriority="73"/>
-    <w:lsdException w:name="Subtle Emphasis" w:uiPriority="19" w:qFormat="1"/>
-    <w:lsdException w:name="Intense Emphasis" w:uiPriority="21" w:qFormat="1"/>
-    <w:lsdException w:name="Subtle Reference" w:uiPriority="31" w:qFormat="1"/>
-    <w:lsdException w:name="Intense Reference" w:uiPriority="32" w:qFormat="1"/>
-    <w:lsdException w:name="Book Title" w:uiPriority="33" w:qFormat="1"/>
-    <w:lsdException w:name="Bibliography" w:semiHidden="1" w:uiPriority="37" w:unhideWhenUsed="1"/>
-    <w:lsdException w:name="TOC Heading" w:semiHidden="1" w:uiPriority="39" w:unhideWhenUsed="1" w:qFormat="1"/>
-    <w:lsdException w:name="Plain Table 1" w:uiPriority="41"/>
-    <w:lsdException w:name="Plain Table 2" w:uiPriority="42"/>
-    <w:lsdException w:name="Plain Table 3" w:uiPriority="43"/>
-    <w:lsdException w:name="Plain Table 4" w:uiPriority="44"/>
-    <w:lsdException w:name="Plain Table 5" w:uiPriority="45"/>
-    <w:lsdException w:name="Grid Table Light" w:uiPriority="40"/>
-    <w:lsdException w:name="Grid Table 1 Light" w:uiPriority="46"/>
-    <w:lsdException w:name="Grid Table 2" w:uiPriority="47"/>
-    <w:lsdException w:name="Grid Table 3" w:uiPriority="48"/>
-    <w:lsdException w:name="Grid Table 4" w:uiPriority="49"/>
-    <w:lsdException w:name="Grid Table 5 Dark" w:uiPriority="50"/>
-    <w:lsdException w:name="Grid Table 6 Colorful" w:uiPriority="51"/>
-    <w:lsdException w:name="Grid Table 7 Colorful" w:uiPriority="52"/>
-    <w:lsdException w:name="Grid Table 1 Light Accent 1" w:uiPriority="46"/>
-    <w:lsdException w:name="Grid Table 2 Accent 1" w:uiPriority="47"/>
-    <w:lsdException w:name="Grid Table 3 Accent 1" w:uiPriority="48"/>
-    <w:lsdException w:name="Grid Table 4 Accent 1" w:uiPriority="49"/>
-    <w:lsdException w:name="Grid Table 5 Dark Accent 1" w:uiPriority="50"/>
-    <w:lsdException w:name="Grid Table 6 Colorful Accent 1" w:uiPriority="51"/>
-    <w:lsdException w:name="Grid Table 7 Colorful Accent 1" w:uiPriority="52"/>
-    <w:lsdException w:name="Grid Table 1 Light Accent 2" w:uiPriority="46"/>
-    <w:lsdException w:name="Grid Table 2 Accent 2" w:uiPriority="47"/>
-    <w:lsdException w:name="Grid Table 3 Accent 2" w:uiPriority="48"/>
-    <w:lsdException w:name="Grid Table 4 Accent 2" w:uiPriority="49"/>
-    <w:lsdException w:name="Grid Table 5 Dark Accent 2" w:uiPriority="50"/>
-    <w:lsdException w:name="Grid Table 6 Colorful Accent 2" w:uiPriority="51"/>
-    <w:lsdException w:name="Grid Table 7 Colorful Accent 2" w:uiPriority="52"/>
-    <w:lsdException w:name="Grid Table 1 Light Accent 3" w:uiPriority="46"/>
-    <w:lsdException w:name="Grid Table 2 Accent 3" w:uiPriority="47"/>
-    <w:lsdException w:name="Grid Table 3 Accent 3" w:uiPriority="48"/>
-    <w:lsdException w:name="Grid Table 4 Accent 3" w:uiPriority="49"/>
-    <w:lsdException w:name="Grid Table 5 Dark Accent 3" w:uiPriority="50"/>
-    <w:lsdException w:name="Grid Table 6 Colorful Accent 3" w:uiPriority="51"/>
-    <w:lsdException w:name="Grid Table 7 Colorful Accent 3" w:uiPriority="52"/>
-    <w:lsdException w:name="Grid Table 1 Light Accent 4" w:uiPriority="46"/>
-    <w:lsdException w:name="Grid Table 2 Accent 4" w:uiPriority="47"/>
-    <w:lsdException w:name="Grid Table 3 Accent 4" w:uiPriority="48"/>
-    <w:lsdException w:name="Grid Table 4 Accent 4" w:uiPriority="49"/>
-    <w:lsdException w:name="Grid Table 5 Dark Accent 4" w:uiPriority="50"/>
-    <w:lsdException w:name="Grid Table 6 Colorful Accent 4" w:uiPriority="51"/>
-    <w:lsdException w:name="Grid Table 7 Colorful Accent 4" w:uiPriority="52"/>
-    <w:lsdException w:name="Grid Table 1 Light Accent 5" w:uiPriority="46"/>
-    <w:lsdException w:name="Grid Table 2 Accent 5" w:uiPriority="47"/>
-    <w:lsdException w:name="Grid Table 3 Accent 5" w:uiPriority="48"/>
-    <w:lsdException w:name="Grid Table 4 Accent 5" w:uiPriority="49"/>
-    <w:lsdException w:name="Grid Table 5 Dark Accent 5" w:uiPriority="50"/>
-    <w:lsdException w:name="Grid Table 6 Colorful Accent 5" w:uiPriority="51"/>
-    <w:lsdException w:name="Grid Table 7 Colorful Accent 5" w:uiPriority="52"/>
-    <w:lsdException w:name="Grid Table 1 Light Accent 6" w:uiPriority="46"/>
-    <w:lsdException w:name="Grid Table 2 Accent 6" w:uiPriority="47"/>
-    <w:lsdException w:name="Grid Table 3 Accent 6" w:uiPriority="48"/>
-    <w:lsdException w:name="Grid Table 4 Accent 6" w:uiPriority="49"/>
-    <w:lsdException w:name="Grid Table 5 Dark Accent 6" w:uiPriority="50"/>
-    <w:lsdException w:name="Grid Table 6 Colorful Accent 6" w:uiPriority="51"/>
-    <w:lsdException w:name="Grid Table 7 Colorful Accent 6" w:uiPriority="52"/>
-    <w:lsdException w:name="List Table 1 Light" w:uiPriority="46"/>
-    <w:lsdException w:name="List Table 2" w:uiPriority="47"/>
-    <w:lsdException w:name="List Table 3" w:uiPriority="48"/>
-    <w:lsdException w:name="List Table 4" w:uiPriority="49"/>
-    <w:lsdException w:name="List Table 5 Dark" w:uiPriority="50"/>
-    <w:lsdException w:name="List Table 6 Colorful" w:uiPriority="51"/>
-    <w:lsdException w:name="List Table 7 Colorful" w:uiPriority="52"/>
-    <w:lsdException w:name="List Table 1 Light Accent 1" w:uiPriority="46"/>
-    <w:lsdException w:name="List Table 2 Accent 1" w:uiPriority="47"/>
-    <w:lsdException w:name="List Table 3 Accent 1" w:uiPriority="48"/>
-    <w:lsdException w:name="List Table 4 Accent 1" w:uiPriority="49"/>
-    <w:lsdException w:name="List Table 5 Dark Accent 1" w:uiPriority="50"/>
-    <w:lsdException w:name="List Table 6 Colorful Accent 1" w:uiPriority="51"/>
-    <w:lsdException w:name="List Table 7 Colorful Accent 1" w:uiPriority="52"/>
-    <w:lsdException w:name="List Table 1 Light Accent 2" w:uiPriority="46"/>
-    <w:lsdException w:name="List Table 2 Accent 2" w:uiPriority="47"/>
-    <w:lsdException w:name="List Table 3 Accent 2" w:uiPriority="48"/>
-    <w:lsdException w:name="List Table 4 Accent 2" w:uiPriority="49"/>
-    <w:lsdException w:name="List Table 5 Dark Accent 2" w:uiPriority="50"/>
-    <w:lsdException w:name="List Table 6 Colorful Accent 2" w:uiPriority="51"/>
-    <w:lsdException w:name="List Table 7 Colorful Accent 2" w:uiPriority="52"/>
-    <w:lsdException w:name="List Table 1 Light Accent 3" w:uiPriority="46"/>
-    <w:lsdException w:name="List Table 2 Accent 3" w:uiPriority="47"/>
-    <w:lsdException w:name="List Table 3 Accent 3" w:uiPriority="48"/>
-    <w:lsdException w:name="List Table 4 Accent 3" w:uiPriority="49"/>
-    <w:lsdException w:name="List Table 5 Dark Accent 3" w:uiPriority="50"/>
-    <w:lsdException w:name="List Table 6 Colorful Accent 3" w:uiPriority="51"/>
-    <w:lsdException w:name="List Table 7 Colorful Accent 3" w:uiPriority="52"/>
-    <w:lsdException w:name="List Table 1 Light Accent 4" w:uiPriority="46"/>
-    <w:lsdException w:name="List Table 2 Accent 4" w:uiPriority="47"/>
-    <w:lsdException w:name="List Table 3 Accent 4" w:uiPriority="48"/>
-    <w:lsdException w:name="List Table 4 Accent 4" w:uiPriority="49"/>
-    <w:lsdException w:name="List Table 5 Dark Accent 4" w:uiPriority="50"/>
-    <w:lsdException w:name="List Table 6 Colorful Accent 4" w:uiPriority="51"/>
-    <w:lsdException w:name="List Table 7 Colorful Accent 4" w:uiPriority="52"/>
-    <w:lsdException w:name="List Table 1 Light Accent 5" w:uiPriority="46"/>
-    <w:lsdException w:name="List Table 2 Accent 5" w:uiPriority="47"/>
-    <w:lsdException w:name="List Table 3 Accent 5" w:uiPriority="48"/>
-    <w:lsdException w:name="List Table 4 Accent 5" w:uiPriority="49"/>
-    <w:lsdException w:name="List Table 5 Dark Accent 5" w:uiPriority="50"/>
-    <w:lsdException w:name="List Table 6 Colorful Accent 5" w:uiPriority="51"/>
-    <w:lsdException w:name="List Table 7 Colorful Accent 5" w:uiPriority="52"/>
-    <w:lsdException w:name="List Table 1 Light Accent 6" w:uiPriority="46"/>
-    <w:lsdException w:name="List Table 2 Accent 6" w:uiPriority="47"/>
-    <w:lsdException w:name="List Table 3 Accent 6" w:uiPriority="48"/>
-    <w:lsdException w:name="List Table 4 Accent 6" w:uiPriority="49"/>
-    <w:lsdException w:name="List Table 5 Dark Accent 6" w:uiPriority="50"/>
-    <w:lsdException w:name="List Table 6 Colorful Accent 6" w:uiPriority="51"/>
-    <w:lsdException w:name="List Table 7 Colorful Accent 6" w:uiPriority="52"/>
-    <w:lsdException w:name="Mention" w:semiHidden="1" w:unhideWhenUsed="1"/>
-    <w:lsdException w:name="Smart Hyperlink" w:semiHidden="1" w:unhideWhenUsed="1"/>
-    <w:lsdException w:name="Hashtag" w:semiHidden="1" w:unhideWhenUsed="1"/>
-    <w:lsdException w:name="Unresolved Mention" w:semiHidden="1" w:unhideWhenUsed="1"/>
-    <w:lsdException w:name="Smart Link" w:semiHidden="1" w:unhideWhenUsed="1"/>
+  <w:latentStyles w:defLockedState="0" w:defUIPriority="99" w:defSemiHidden="1" w:defUnhideWhenUsed="1" w:defQFormat="0" w:count="267">
+    <w:lsdException w:name="Normal" w:semiHidden="0" w:uiPriority="0" w:unhideWhenUsed="0" w:qFormat="1"/>
+    <w:lsdException w:name="heading 1" w:semiHidden="0" w:uiPriority="9" w:unhideWhenUsed="0" w:qFormat="1"/>
+    <w:lsdException w:name="heading 2" w:uiPriority="9" w:qFormat="1"/>
+    <w:lsdException w:name="heading 3" w:uiPriority="9" w:qFormat="1"/>
+    <w:lsdException w:name="heading 4" w:uiPriority="9" w:qFormat="1"/>
+    <w:lsdException w:name="heading 5" w:uiPriority="9" w:qFormat="1"/>
+    <w:lsdException w:name="heading 6" w:uiPriority="9" w:qFormat="1"/>
+    <w:lsdException w:name="heading 7" w:uiPriority="9" w:qFormat="1"/>
+    <w:lsdException w:name="heading 8" w:uiPriority="9" w:qFormat="1"/>
+    <w:lsdException w:name="heading 9" w:uiPriority="9" w:qFormat="1"/>
+    <w:lsdException w:name="toc 1" w:uiPriority="39"/>
+    <w:lsdException w:name="toc 2" w:uiPriority="39"/>
+    <w:lsdException w:name="toc 3" w:uiPriority="39"/>
+    <w:lsdException w:name="toc 4" w:uiPriority="39"/>
+    <w:lsdException w:name="toc 5" w:uiPriority="39"/>
+    <w:lsdException w:name="toc 6" w:uiPriority="39"/>
+    <w:lsdException w:name="toc 7" w:uiPriority="39"/>
+    <w:lsdException w:name="toc 8" w:uiPriority="39"/>
+    <w:lsdException w:name="toc 9" w:uiPriority="39"/>
+    <w:lsdException w:name="caption" w:uiPriority="35" w:qFormat="1"/>
+    <w:lsdException w:name="Title" w:semiHidden="0" w:uiPriority="10" w:unhideWhenUsed="0" w:qFormat="1"/>
+    <w:lsdException w:name="Default Paragraph Font" w:uiPriority="1"/>
+    <w:lsdException w:name="Subtitle" w:semiHidden="0" w:uiPriority="11" w:unhideWhenUsed="0" w:qFormat="1"/>
+    <w:lsdException w:name="Strong" w:semiHidden="0" w:uiPriority="22" w:unhideWhenUsed="0" w:qFormat="1"/>
+    <w:lsdException w:name="Emphasis" w:semiHidden="0" w:uiPriority="20" w:unhideWhenUsed="0" w:qFormat="1"/>
+    <w:lsdException w:name="Table Grid" w:semiHidden="0" w:uiPriority="39" w:unhideWhenUsed="0"/>
+    <w:lsdException w:name="Placeholder Text" w:unhideWhenUsed="0"/>
+    <w:lsdException w:name="No Spacing" w:semiHidden="0" w:uiPriority="1" w:unhideWhenUsed="0" w:qFormat="1"/>
+    <w:lsdException w:name="Light Shading" w:semiHidden="0" w:uiPriority="60" w:unhideWhenUsed="0"/>
+    <w:lsdException w:name="Light List" w:semiHidden="0" w:uiPriority="61" w:unhideWhenUsed="0"/>
+    <w:lsdException w:name="Light Grid" w:semiHidden="0" w:uiPriority="62" w:unhideWhenUsed="0"/>
+    <w:lsdException w:name="Medium Shading 1" w:semiHidden="0" w:uiPriority="63" w:unhideWhenUsed="0"/>
+    <w:lsdException w:name="Medium Shading 2" w:semiHidden="0" w:uiPriority="64" w:unhideWhenUsed="0"/>
+    <w:lsdException w:name="Medium List 1" w:semiHidden="0" w:uiPriority="65" w:unhideWhenUsed="0"/>
+    <w:lsdException w:name="Medium List 2" w:semiHidden="0" w:uiPriority="66" w:unhideWhenUsed="0"/>
+    <w:lsdException w:name="Medium Grid 1" w:semiHidden="0" w:uiPriority="67" w:unhideWhenUsed="0"/>
+    <w:lsdException w:name="Medium Grid 2" w:semiHidden="0" w:uiPriority="68" w:unhideWhenUsed="0"/>
+    <w:lsdException w:name="Medium Grid 3" w:semiHidden="0" w:uiPriority="69" w:unhideWhenUsed="0"/>
+    <w:lsdException w:name="Dark List" w:semiHidden="0" w:uiPriority="70" w:unhideWhenUsed="0"/>
+    <w:lsdException w:name="Colorful Shading" w:semiHidden="0" w:uiPriority="71" w:unhideWhenUsed="0"/>
+    <w:lsdException w:name="Colorful List" w:semiHidden="0" w:uiPriority="72" w:unhideWhenUsed="0"/>
+    <w:lsdException w:name="Colorful Grid" w:semiHidden="0" w:uiPriority="73" w:unhideWhenUsed="0"/>
+    <w:lsdException w:name="Light Shading Accent 1" w:semiHidden="0" w:uiPriority="60" w:unhideWhenUsed="0"/>
+    <w:lsdException w:name="Light List Accent 1" w:semiHidden="0" w:uiPriority="61" w:unhideWhenUsed="0"/>
+    <w:lsdException w:name="Light Grid Accent 1" w:semiHidden="0" w:uiPriority="62" w:unhideWhenUsed="0"/>
+    <w:lsdException w:name="Medium Shading 1 Accent 1" w:semiHidden="0" w:uiPriority="63" w:unhideWhenUsed="0"/>
+    <w:lsdException w:name="Medium Shading 2 Accent 1" w:semiHidden="0" w:uiPriority="64" w:unhideWhenUsed="0"/>
+    <w:lsdException w:name="Medium List 1 Accent 1" w:semiHidden="0" w:uiPriority="65" w:unhideWhenUsed="0"/>
+    <w:lsdException w:name="Revision" w:unhideWhenUsed="0"/>
+    <w:lsdException w:name="List Paragraph" w:semiHidden="0" w:uiPriority="34" w:unhideWhenUsed="0" w:qFormat="1"/>
+    <w:lsdException w:name="Quote" w:semiHidden="0" w:uiPriority="29" w:unhideWhenUsed="0" w:qFormat="1"/>
+    <w:lsdException w:name="Intense Quote" w:semiHidden="0" w:uiPriority="30" w:unhideWhenUsed="0" w:qFormat="1"/>
+    <w:lsdException w:name="Medium List 2 Accent 1" w:semiHidden="0" w:uiPriority="66" w:unhideWhenUsed="0"/>
+    <w:lsdException w:name="Medium Grid 1 Accent 1" w:semiHidden="0" w:uiPriority="67" w:unhideWhenUsed="0"/>
+    <w:lsdException w:name="Medium Grid 2 Accent 1" w:semiHidden="0" w:uiPriority="68" w:unhideWhenUsed="0"/>
+    <w:lsdException w:name="Medium Grid 3 Accent 1" w:semiHidden="0" w:uiPriority="69" w:unhideWhenUsed="0"/>
+    <w:lsdException w:name="Dark List Accent 1" w:semiHidden="0" w:uiPriority="70" w:unhideWhenUsed="0"/>
+    <w:lsdException w:name="Colorful Shading Accent 1" w:semiHidden="0" w:uiPriority="71" w:unhideWhenUsed="0"/>
+    <w:lsdException w:name="Colorful List Accent 1" w:semiHidden="0" w:uiPriority="72" w:unhideWhenUsed="0"/>
+    <w:lsdException w:name="Colorful Grid Accent 1" w:semiHidden="0" w:uiPriority="73" w:unhideWhenUsed="0"/>
+    <w:lsdException w:name="Light Shading Accent 2" w:semiHidden="0" w:uiPriority="60" w:unhideWhenUsed="0"/>
+    <w:lsdException w:name="Light List Accent 2" w:semiHidden="0" w:uiPriority="61" w:unhideWhenUsed="0"/>
+    <w:lsdException w:name="Light Grid Accent 2" w:semiHidden="0" w:uiPriority="62" w:unhideWhenUsed="0"/>
+    <w:lsdException w:name="Medium Shading 1 Accent 2" w:semiHidden="0" w:uiPriority="63" w:unhideWhenUsed="0"/>
+    <w:lsdException w:name="Medium Shading 2 Accent 2" w:semiHidden="0" w:uiPriority="64" w:unhideWhenUsed="0"/>
+    <w:lsdException w:name="Medium List 1 Accent 2" w:semiHidden="0" w:uiPriority="65" w:unhideWhenUsed="0"/>
+    <w:lsdException w:name="Medium List 2 Accent 2" w:semiHidden="0" w:uiPriority="66" w:unhideWhenUsed="0"/>
+    <w:lsdException w:name="Medium Grid 1 Accent 2" w:semiHidden="0" w:uiPriority="67" w:unhideWhenUsed="0"/>
+    <w:lsdException w:name="Medium Grid 2 Accent 2" w:semiHidden="0" w:uiPriority="68" w:unhideWhenUsed="0"/>
+    <w:lsdException w:name="Medium Grid 3 Accent 2" w:semiHidden="0" w:uiPriority="69" w:unhideWhenUsed="0"/>
+    <w:lsdException w:name="Dark List Accent 2" w:semiHidden="0" w:uiPriority="70" w:unhideWhenUsed="0"/>
+    <w:lsdException w:name="Colorful Shading Accent 2" w:semiHidden="0" w:uiPriority="71" w:unhideWhenUsed="0"/>
+    <w:lsdException w:name="Colorful List Accent 2" w:semiHidden="0" w:uiPriority="72" w:unhideWhenUsed="0"/>
+    <w:lsdException w:name="Colorful Grid Accent 2" w:semiHidden="0" w:uiPriority="73" w:unhideWhenUsed="0"/>
+    <w:lsdException w:name="Light Shading Accent 3" w:semiHidden="0" w:uiPriority="60" w:unhideWhenUsed="0"/>
+    <w:lsdException w:name="Light List Accent 3" w:semiHidden="0" w:uiPriority="61" w:unhideWhenUsed="0"/>
+    <w:lsdException w:name="Light Grid Accent 3" w:semiHidden="0" w:uiPriority="62" w:unhideWhenUsed="0"/>
+    <w:lsdException w:name="Medium Shading 1 Accent 3" w:semiHidden="0" w:uiPriority="63" w:unhideWhenUsed="0"/>
+    <w:lsdException w:name="Medium Shading 2 Accent 3" w:semiHidden="0" w:uiPriority="64" w:unhideWhenUsed="0"/>
+    <w:lsdException w:name="Medium List 1 Accent 3" w:semiHidden="0" w:uiPriority="65" w:unhideWhenUsed="0"/>
+    <w:lsdException w:name="Medium List 2 Accent 3" w:semiHidden="0" w:uiPriority="66" w:unhideWhenUsed="0"/>
+    <w:lsdException w:name="Medium Grid 1 Accent 3" w:semiHidden="0" w:uiPriority="67" w:unhideWhenUsed="0"/>
+    <w:lsdException w:name="Medium Grid 2 Accent 3" w:semiHidden="0" w:uiPriority="68" w:unhideWhenUsed="0"/>
+    <w:lsdException w:name="Medium Grid 3 Accent 3" w:semiHidden="0" w:uiPriority="69" w:unhideWhenUsed="0"/>
+    <w:lsdException w:name="Dark List Accent 3" w:semiHidden="0" w:uiPriority="70" w:unhideWhenUsed="0"/>
+    <w:lsdException w:name="Colorful Shading Accent 3" w:semiHidden="0" w:uiPriority="71" w:unhideWhenUsed="0"/>
+    <w:lsdException w:name="Colorful List Accent 3" w:semiHidden="0" w:uiPriority="72" w:unhideWhenUsed="0"/>
+    <w:lsdException w:name="Colorful Grid Accent 3" w:semiHidden="0" w:uiPriority="73" w:unhideWhenUsed="0"/>
+    <w:lsdException w:name="Light Shading Accent 4" w:semiHidden="0" w:uiPriority="60" w:unhideWhenUsed="0"/>
+    <w:lsdException w:name="Light List Accent 4" w:semiHidden="0" w:uiPriority="61" w:unhideWhenUsed="0"/>
+    <w:lsdException w:name="Light Grid Accent 4" w:semiHidden="0" w:uiPriority="62" w:unhideWhenUsed="0"/>
+    <w:lsdException w:name="Medium Shading 1 Accent 4" w:semiHidden="0" w:uiPriority="63" w:unhideWhenUsed="0"/>
+    <w:lsdException w:name="Medium Shading 2 Accent 4" w:semiHidden="0" w:uiPriority="64" w:unhideWhenUsed="0"/>
+    <w:lsdException w:name="Medium List 1 Accent 4" w:semiHidden="0" w:uiPriority="65" w:unhideWhenUsed="0"/>
+    <w:lsdException w:name="Medium List 2 Accent 4" w:semiHidden="0" w:uiPriority="66" w:unhideWhenUsed="0"/>
+    <w:lsdException w:name="Medium Grid 1 Accent 4" w:semiHidden="0" w:uiPriority="67" w:unhideWhenUsed="0"/>
+    <w:lsdException w:name="Medium Grid 2 Accent 4" w:semiHidden="0" w:uiPriority="68" w:unhideWhenUsed="0"/>
+    <w:lsdException w:name="Medium Grid 3 Accent 4" w:semiHidden="0" w:uiPriority="69" w:unhideWhenUsed="0"/>
+    <w:lsdException w:name="Dark List Accent 4" w:semiHidden="0" w:uiPriority="70" w:unhideWhenUsed="0"/>
+    <w:lsdException w:name="Colorful Shading Accent 4" w:semiHidden="0" w:uiPriority="71" w:unhideWhenUsed="0"/>
+    <w:lsdException w:name="Colorful List Accent 4" w:semiHidden="0" w:uiPriority="72" w:unhideWhenUsed="0"/>
+    <w:lsdException w:name="Colorful Grid Accent 4" w:semiHidden="0" w:uiPriority="73" w:unhideWhenUsed="0"/>
+    <w:lsdException w:name="Light Shading Accent 5" w:semiHidden="0" w:uiPriority="60" w:unhideWhenUsed="0"/>
+    <w:lsdException w:name="Light List Accent 5" w:semiHidden="0" w:uiPriority="61" w:unhideWhenUsed="0"/>
+    <w:lsdException w:name="Light Grid Accent 5" w:semiHidden="0" w:uiPriority="62" w:unhideWhenUsed="0"/>
+    <w:lsdException w:name="Medium Shading 1 Accent 5" w:semiHidden="0" w:uiPriority="63" w:unhideWhenUsed="0"/>
+    <w:lsdException w:name="Medium Shading 2 Accent 5" w:semiHidden="0" w:uiPriority="64" w:unhideWhenUsed="0"/>
+    <w:lsdException w:name="Medium List 1 Accent 5" w:semiHidden="0" w:uiPriority="65" w:unhideWhenUsed="0"/>
+    <w:lsdException w:name="Medium List 2 Accent 5" w:semiHidden="0" w:uiPriority="66" w:unhideWhenUsed="0"/>
+    <w:lsdException w:name="Medium Grid 1 Accent 5" w:semiHidden="0" w:uiPriority="67" w:unhideWhenUsed="0"/>
+    <w:lsdException w:name="Medium Grid 2 Accent 5" w:semiHidden="0" w:uiPriority="68" w:unhideWhenUsed="0"/>
+    <w:lsdException w:name="Medium Grid 3 Accent 5" w:semiHidden="0" w:uiPriority="69" w:unhideWhenUsed="0"/>
+    <w:lsdException w:name="Dark List Accent 5" w:semiHidden="0" w:uiPriority="70" w:unhideWhenUsed="0"/>
+    <w:lsdException w:name="Colorful Shading Accent 5" w:semiHidden="0" w:uiPriority="71" w:unhideWhenUsed="0"/>
+    <w:lsdException w:name="Colorful List Accent 5" w:semiHidden="0" w:uiPriority="72" w:unhideWhenUsed="0"/>
+    <w:lsdException w:name="Colorful Grid Accent 5" w:semiHidden="0" w:uiPriority="73" w:unhideWhenUsed="0"/>
+    <w:lsdException w:name="Light Shading Accent 6" w:semiHidden="0" w:uiPriority="60" w:unhideWhenUsed="0"/>
+    <w:lsdException w:name="Light List Accent 6" w:semiHidden="0" w:uiPriority="61" w:unhideWhenUsed="0"/>
+    <w:lsdException w:name="Light Grid Accent 6" w:semiHidden="0" w:uiPriority="62" w:unhideWhenUsed="0"/>
+    <w:lsdException w:name="Medium Shading 1 Accent 6" w:semiHidden="0" w:uiPriority="63" w:unhideWhenUsed="0"/>
+    <w:lsdException w:name="Medium Shading 2 Accent 6" w:semiHidden="0" w:uiPriority="64" w:unhideWhenUsed="0"/>
+    <w:lsdException w:name="Medium List 1 Accent 6" w:semiHidden="0" w:uiPriority="65" w:unhideWhenUsed="0"/>
+    <w:lsdException w:name="Medium List 2 Accent 6" w:semiHidden="0" w:uiPriority="66" w:unhideWhenUsed="0"/>
+    <w:lsdException w:name="Medium Grid 1 Accent 6" w:semiHidden="0" w:uiPriority="67" w:unhideWhenUsed="0"/>
+    <w:lsdException w:name="Medium Grid 2 Accent 6" w:semiHidden="0" w:uiPriority="68" w:unhideWhenUsed="0"/>
+    <w:lsdException w:name="Medium Grid 3 Accent 6" w:semiHidden="0" w:uiPriority="69" w:unhideWhenUsed="0"/>
+    <w:lsdException w:name="Dark List Accent 6" w:semiHidden="0" w:uiPriority="70" w:unhideWhenUsed="0"/>
+    <w:lsdException w:name="Colorful Shading Accent 6" w:semiHidden="0" w:uiPriority="71" w:unhideWhenUsed="0"/>
+    <w:lsdException w:name="Colorful List Accent 6" w:semiHidden="0" w:uiPriority="72" w:unhideWhenUsed="0"/>
+    <w:lsdException w:name="Colorful Grid Accent 6" w:semiHidden="0" w:uiPriority="73" w:unhideWhenUsed="0"/>
+    <w:lsdException w:name="Subtle Emphasis" w:semiHidden="0" w:uiPriority="19" w:unhideWhenUsed="0" w:qFormat="1"/>
+    <w:lsdException w:name="Intense Emphasis" w:semiHidden="0" w:uiPriority="21" w:unhideWhenUsed="0" w:qFormat="1"/>
+    <w:lsdException w:name="Subtle Reference" w:semiHidden="0" w:uiPriority="31" w:unhideWhenUsed="0" w:qFormat="1"/>
+    <w:lsdException w:name="Intense Reference" w:semiHidden="0" w:uiPriority="32" w:unhideWhenUsed="0" w:qFormat="1"/>
+    <w:lsdException w:name="Book Title" w:semiHidden="0" w:uiPriority="33" w:unhideWhenUsed="0" w:qFormat="1"/>
+    <w:lsdException w:name="Bibliography" w:uiPriority="37"/>
+    <w:lsdException w:name="TOC Heading" w:uiPriority="39" w:qFormat="1"/>
   </w:latentStyles>
   <w:style w:type="paragraph" w:default="1" w:styleId="Normale">
     <w:name w:val="Normal"/>
     <w:qFormat/>
+    <w:rsid w:val="00967D88"/>
   </w:style>
   <w:style w:type="paragraph" w:styleId="Titolo1">
     <w:name w:val="heading 1"/>
@@ -1586,6 +1901,7 @@
     <w:uiPriority w:val="99"/>
     <w:semiHidden/>
     <w:unhideWhenUsed/>
+    <w:qFormat/>
     <w:tblPr>
       <w:tblInd w:w="0" w:type="dxa"/>
       <w:tblCellMar>
@@ -1901,6 +2217,7 @@
       <w:spacing w:after="0" w:line="240" w:lineRule="auto"/>
     </w:pPr>
     <w:tblPr>
+      <w:tblInd w:w="0" w:type="dxa"/>
       <w:tblBorders>
         <w:top w:val="single" w:sz="4" w:space="0" w:color="auto"/>
         <w:left w:val="single" w:sz="4" w:space="0" w:color="auto"/>
@@ -1909,7 +2226,43 @@
         <w:insideH w:val="single" w:sz="4" w:space="0" w:color="auto"/>
         <w:insideV w:val="single" w:sz="4" w:space="0" w:color="auto"/>
       </w:tblBorders>
+      <w:tblCellMar>
+        <w:top w:w="0" w:type="dxa"/>
+        <w:left w:w="108" w:type="dxa"/>
+        <w:bottom w:w="0" w:type="dxa"/>
+        <w:right w:w="108" w:type="dxa"/>
+      </w:tblCellMar>
     </w:tblPr>
+  </w:style>
+  <w:style w:type="paragraph" w:styleId="Testofumetto">
+    <w:name w:val="Balloon Text"/>
+    <w:basedOn w:val="Normale"/>
+    <w:link w:val="TestofumettoCarattere"/>
+    <w:uiPriority w:val="99"/>
+    <w:semiHidden/>
+    <w:unhideWhenUsed/>
+    <w:rsid w:val="004B6A1C"/>
+    <w:pPr>
+      <w:spacing w:after="0" w:line="240" w:lineRule="auto"/>
+    </w:pPr>
+    <w:rPr>
+      <w:rFonts w:ascii="Tahoma" w:hAnsi="Tahoma" w:cs="Tahoma"/>
+      <w:sz w:val="16"/>
+      <w:szCs w:val="16"/>
+    </w:rPr>
+  </w:style>
+  <w:style w:type="character" w:customStyle="1" w:styleId="TestofumettoCarattere">
+    <w:name w:val="Testo fumetto Carattere"/>
+    <w:basedOn w:val="Carpredefinitoparagrafo"/>
+    <w:link w:val="Testofumetto"/>
+    <w:uiPriority w:val="99"/>
+    <w:semiHidden/>
+    <w:rsid w:val="004B6A1C"/>
+    <w:rPr>
+      <w:rFonts w:ascii="Tahoma" w:hAnsi="Tahoma" w:cs="Tahoma"/>
+      <w:sz w:val="16"/>
+      <w:szCs w:val="16"/>
+    </w:rPr>
   </w:style>
 </w:styles>
 </file>
@@ -1957,7 +2310,7 @@
     </a:clrScheme>
     <a:fontScheme name="Office">
       <a:majorFont>
-        <a:latin typeface="Aptos Display" panose="02110004020202020204"/>
+        <a:latin typeface="Aptos Display"/>
         <a:ea typeface=""/>
         <a:cs typeface=""/>
         <a:font script="Jpan" typeface="游ゴシック Light"/>
@@ -2009,7 +2362,7 @@
         <a:font script="Tfng" typeface="Ebrima"/>
       </a:majorFont>
       <a:minorFont>
-        <a:latin typeface="Aptos" panose="02110004020202020204"/>
+        <a:latin typeface="Aptos"/>
         <a:ea typeface=""/>
         <a:cs typeface=""/>
         <a:font script="Jpan" typeface="游ゴシック"/>
@@ -2203,7 +2556,7 @@
   <a:extraClrSchemeLst/>
   <a:extLst>
     <a:ext uri="{05A4C25C-085E-4340-85A3-A5531E510DB2}">
-      <thm15:themeFamily xmlns:thm15="http://schemas.microsoft.com/office/thememl/2012/main" name="Office Theme" id="{62F939B6-93AF-4DB8-9C6B-D6C7DFDC589F}" vid="{4A3C46E8-61CC-4603-A589-7422A47A8E4A}"/>
+      <thm15:themeFamily xmlns:thm15="http://schemas.microsoft.com/office/thememl/2012/main" xmlns="" name="Office Theme" id="{62F939B6-93AF-4DB8-9C6B-D6C7DFDC589F}" vid="{4A3C46E8-61CC-4603-A589-7422A47A8E4A}"/>
     </a:ext>
   </a:extLst>
 </a:theme>

--- a/doc/Amperometro con soglia ver SMS.docx
+++ b/doc/Amperometro con soglia ver SMS.docx
@@ -389,11 +389,31 @@
         </w:rPr>
         <w:t>i, anche se non c’è credito o sms disponibili</w:t>
       </w:r>
-      <w:r>
-        <w:rPr>
-          <w:b/>
-        </w:rPr>
-        <w:t>i</w:t>
+    </w:p>
+    <w:p>
+      <w:pPr>
+        <w:rPr>
+          <w:b/>
+        </w:rPr>
+      </w:pPr>
+      <w:r>
+        <w:rPr>
+          <w:b/>
+        </w:rPr>
+        <w:t>In caso di allarme per soglia superata verrà inviato solo il primo SMS.</w:t>
+      </w:r>
+    </w:p>
+    <w:p>
+      <w:pPr>
+        <w:rPr>
+          <w:b/>
+        </w:rPr>
+      </w:pPr>
+      <w:r>
+        <w:rPr>
+          <w:b/>
+        </w:rPr>
+        <w:t>Se si stacca l’interruttore della sis, quando si riconnette occorre premere il tasto RESET per essere sicuri che la SIM si ricolleghi correttamente (verificare lampeggio ogni 3 secondi)</w:t>
       </w:r>
     </w:p>
     <w:p>
@@ -687,7 +707,7 @@
                     <a:blip r:embed="rId5">
                       <a:extLst>
                         <a:ext uri="{28A0092B-C50C-407E-A947-70E740481C1C}">
-                          <a14:useLocalDpi xmlns:a14="http://schemas.microsoft.com/office/drawing/2010/main" xmlns:wps="http://schemas.microsoft.com/office/word/2010/wordprocessingShape" xmlns:wpi="http://schemas.microsoft.com/office/word/2010/wordprocessingInk" xmlns:wpg="http://schemas.microsoft.com/office/word/2010/wordprocessingGroup" xmlns:w16se="http://schemas.microsoft.com/office/word/2015/wordml/symex" xmlns:w16sdtfl="http://schemas.microsoft.com/office/word/2024/wordml/sdtformatlock" xmlns:w16sdtdh="http://schemas.microsoft.com/office/word/2020/wordml/sdtdatahash" xmlns:w16du="http://schemas.microsoft.com/office/word/2023/wordml/word16du" xmlns:w16="http://schemas.microsoft.com/office/word/2018/wordml" xmlns:w16cid="http://schemas.microsoft.com/office/word/2016/wordml/cid" xmlns:w16cex="http://schemas.microsoft.com/office/word/2018/wordml/cex" xmlns:w15="http://schemas.microsoft.com/office/word/2012/wordml" xmlns:w14="http://schemas.microsoft.com/office/word/2010/wordml" xmlns:w="http://schemas.openxmlformats.org/wordprocessingml/2006/main" xmlns:w10="urn:schemas-microsoft-com:office:word" xmlns:wp14="http://schemas.microsoft.com/office/word/2010/wordprocessingDrawing" xmlns:v="urn:schemas-microsoft-com:vml" xmlns:oel="http://schemas.microsoft.com/office/2019/extlst" xmlns:o="urn:schemas-microsoft-com:office:office" xmlns:am3d="http://schemas.microsoft.com/office/drawing/2017/model3d" xmlns:aink="http://schemas.microsoft.com/office/drawing/2016/ink" xmlns:mc="http://schemas.openxmlformats.org/markup-compatibility/2006" xmlns:cx8="http://schemas.microsoft.com/office/drawing/2016/5/14/chartex" xmlns:cx7="http://schemas.microsoft.com/office/drawing/2016/5/13/chartex" xmlns:cx6="http://schemas.microsoft.com/office/drawing/2016/5/12/chartex" xmlns:cx5="http://schemas.microsoft.com/office/drawing/2016/5/11/chartex" xmlns:cx4="http://schemas.microsoft.com/office/drawing/2016/5/10/chartex" xmlns:cx3="http://schemas.microsoft.com/office/drawing/2016/5/9/chartex" xmlns:cx2="http://schemas.microsoft.com/office/drawing/2015/10/21/chartex" xmlns:cx1="http://schemas.microsoft.com/office/drawing/2015/9/8/chartex" xmlns:cx="http://schemas.microsoft.com/office/drawing/2014/chartex" xmlns:wpc="http://schemas.microsoft.com/office/word/2010/wordprocessingCanvas" xmlns="" val="0"/>
+                          <a14:useLocalDpi xmlns="" xmlns:wpc="http://schemas.microsoft.com/office/word/2010/wordprocessingCanvas" xmlns:cx="http://schemas.microsoft.com/office/drawing/2014/chartex" xmlns:cx1="http://schemas.microsoft.com/office/drawing/2015/9/8/chartex" xmlns:cx2="http://schemas.microsoft.com/office/drawing/2015/10/21/chartex" xmlns:cx3="http://schemas.microsoft.com/office/drawing/2016/5/9/chartex" xmlns:cx4="http://schemas.microsoft.com/office/drawing/2016/5/10/chartex" xmlns:cx5="http://schemas.microsoft.com/office/drawing/2016/5/11/chartex" xmlns:cx6="http://schemas.microsoft.com/office/drawing/2016/5/12/chartex" xmlns:cx7="http://schemas.microsoft.com/office/drawing/2016/5/13/chartex" xmlns:cx8="http://schemas.microsoft.com/office/drawing/2016/5/14/chartex" xmlns:mc="http://schemas.openxmlformats.org/markup-compatibility/2006" xmlns:aink="http://schemas.microsoft.com/office/drawing/2016/ink" xmlns:am3d="http://schemas.microsoft.com/office/drawing/2017/model3d" xmlns:o="urn:schemas-microsoft-com:office:office" xmlns:oel="http://schemas.microsoft.com/office/2019/extlst" xmlns:v="urn:schemas-microsoft-com:vml" xmlns:wp14="http://schemas.microsoft.com/office/word/2010/wordprocessingDrawing" xmlns:w10="urn:schemas-microsoft-com:office:word" xmlns:w="http://schemas.openxmlformats.org/wordprocessingml/2006/main" xmlns:w14="http://schemas.microsoft.com/office/word/2010/wordml" xmlns:w15="http://schemas.microsoft.com/office/word/2012/wordml" xmlns:w16cex="http://schemas.microsoft.com/office/word/2018/wordml/cex" xmlns:w16cid="http://schemas.microsoft.com/office/word/2016/wordml/cid" xmlns:w16="http://schemas.microsoft.com/office/word/2018/wordml" xmlns:w16du="http://schemas.microsoft.com/office/word/2023/wordml/word16du" xmlns:w16sdtdh="http://schemas.microsoft.com/office/word/2020/wordml/sdtdatahash" xmlns:w16sdtfl="http://schemas.microsoft.com/office/word/2024/wordml/sdtformatlock" xmlns:w16se="http://schemas.microsoft.com/office/word/2015/wordml/symex" xmlns:wpg="http://schemas.microsoft.com/office/word/2010/wordprocessingGroup" xmlns:wpi="http://schemas.microsoft.com/office/word/2010/wordprocessingInk" xmlns:wps="http://schemas.microsoft.com/office/word/2010/wordprocessingShape" xmlns:a14="http://schemas.microsoft.com/office/drawing/2010/main" val="0"/>
                         </a:ext>
                       </a:extLst>
                     </a:blip>
@@ -747,7 +767,7 @@
                     <a:blip r:embed="rId6">
                       <a:extLst>
                         <a:ext uri="{28A0092B-C50C-407E-A947-70E740481C1C}">
-                          <a14:useLocalDpi xmlns:a14="http://schemas.microsoft.com/office/drawing/2010/main" xmlns:wps="http://schemas.microsoft.com/office/word/2010/wordprocessingShape" xmlns:wpi="http://schemas.microsoft.com/office/word/2010/wordprocessingInk" xmlns:wpg="http://schemas.microsoft.com/office/word/2010/wordprocessingGroup" xmlns:w16se="http://schemas.microsoft.com/office/word/2015/wordml/symex" xmlns:w16sdtfl="http://schemas.microsoft.com/office/word/2024/wordml/sdtformatlock" xmlns:w16sdtdh="http://schemas.microsoft.com/office/word/2020/wordml/sdtdatahash" xmlns:w16du="http://schemas.microsoft.com/office/word/2023/wordml/word16du" xmlns:w16="http://schemas.microsoft.com/office/word/2018/wordml" xmlns:w16cid="http://schemas.microsoft.com/office/word/2016/wordml/cid" xmlns:w16cex="http://schemas.microsoft.com/office/word/2018/wordml/cex" xmlns:w15="http://schemas.microsoft.com/office/word/2012/wordml" xmlns:w14="http://schemas.microsoft.com/office/word/2010/wordml" xmlns:w="http://schemas.openxmlformats.org/wordprocessingml/2006/main" xmlns:w10="urn:schemas-microsoft-com:office:word" xmlns:wp14="http://schemas.microsoft.com/office/word/2010/wordprocessingDrawing" xmlns:v="urn:schemas-microsoft-com:vml" xmlns:oel="http://schemas.microsoft.com/office/2019/extlst" xmlns:o="urn:schemas-microsoft-com:office:office" xmlns:am3d="http://schemas.microsoft.com/office/drawing/2017/model3d" xmlns:aink="http://schemas.microsoft.com/office/drawing/2016/ink" xmlns:mc="http://schemas.openxmlformats.org/markup-compatibility/2006" xmlns:cx8="http://schemas.microsoft.com/office/drawing/2016/5/14/chartex" xmlns:cx7="http://schemas.microsoft.com/office/drawing/2016/5/13/chartex" xmlns:cx6="http://schemas.microsoft.com/office/drawing/2016/5/12/chartex" xmlns:cx5="http://schemas.microsoft.com/office/drawing/2016/5/11/chartex" xmlns:cx4="http://schemas.microsoft.com/office/drawing/2016/5/10/chartex" xmlns:cx3="http://schemas.microsoft.com/office/drawing/2016/5/9/chartex" xmlns:cx2="http://schemas.microsoft.com/office/drawing/2015/10/21/chartex" xmlns:cx1="http://schemas.microsoft.com/office/drawing/2015/9/8/chartex" xmlns:cx="http://schemas.microsoft.com/office/drawing/2014/chartex" xmlns:wpc="http://schemas.microsoft.com/office/word/2010/wordprocessingCanvas" xmlns="" val="0"/>
+                          <a14:useLocalDpi xmlns="" xmlns:wpc="http://schemas.microsoft.com/office/word/2010/wordprocessingCanvas" xmlns:cx="http://schemas.microsoft.com/office/drawing/2014/chartex" xmlns:cx1="http://schemas.microsoft.com/office/drawing/2015/9/8/chartex" xmlns:cx2="http://schemas.microsoft.com/office/drawing/2015/10/21/chartex" xmlns:cx3="http://schemas.microsoft.com/office/drawing/2016/5/9/chartex" xmlns:cx4="http://schemas.microsoft.com/office/drawing/2016/5/10/chartex" xmlns:cx5="http://schemas.microsoft.com/office/drawing/2016/5/11/chartex" xmlns:cx6="http://schemas.microsoft.com/office/drawing/2016/5/12/chartex" xmlns:cx7="http://schemas.microsoft.com/office/drawing/2016/5/13/chartex" xmlns:cx8="http://schemas.microsoft.com/office/drawing/2016/5/14/chartex" xmlns:mc="http://schemas.openxmlformats.org/markup-compatibility/2006" xmlns:aink="http://schemas.microsoft.com/office/drawing/2016/ink" xmlns:am3d="http://schemas.microsoft.com/office/drawing/2017/model3d" xmlns:o="urn:schemas-microsoft-com:office:office" xmlns:oel="http://schemas.microsoft.com/office/2019/extlst" xmlns:v="urn:schemas-microsoft-com:vml" xmlns:wp14="http://schemas.microsoft.com/office/word/2010/wordprocessingDrawing" xmlns:w10="urn:schemas-microsoft-com:office:word" xmlns:w="http://schemas.openxmlformats.org/wordprocessingml/2006/main" xmlns:w14="http://schemas.microsoft.com/office/word/2010/wordml" xmlns:w15="http://schemas.microsoft.com/office/word/2012/wordml" xmlns:w16cex="http://schemas.microsoft.com/office/word/2018/wordml/cex" xmlns:w16cid="http://schemas.microsoft.com/office/word/2016/wordml/cid" xmlns:w16="http://schemas.microsoft.com/office/word/2018/wordml" xmlns:w16du="http://schemas.microsoft.com/office/word/2023/wordml/word16du" xmlns:w16sdtdh="http://schemas.microsoft.com/office/word/2020/wordml/sdtdatahash" xmlns:w16sdtfl="http://schemas.microsoft.com/office/word/2024/wordml/sdtformatlock" xmlns:w16se="http://schemas.microsoft.com/office/word/2015/wordml/symex" xmlns:wpg="http://schemas.microsoft.com/office/word/2010/wordprocessingGroup" xmlns:wpi="http://schemas.microsoft.com/office/word/2010/wordprocessingInk" xmlns:wps="http://schemas.microsoft.com/office/word/2010/wordprocessingShape" xmlns:a14="http://schemas.microsoft.com/office/drawing/2010/main" val="0"/>
                         </a:ext>
                       </a:extLst>
                     </a:blip>
@@ -2556,7 +2576,7 @@
   <a:extraClrSchemeLst/>
   <a:extLst>
     <a:ext uri="{05A4C25C-085E-4340-85A3-A5531E510DB2}">
-      <thm15:themeFamily xmlns:thm15="http://schemas.microsoft.com/office/thememl/2012/main" xmlns="" name="Office Theme" id="{62F939B6-93AF-4DB8-9C6B-D6C7DFDC589F}" vid="{4A3C46E8-61CC-4603-A589-7422A47A8E4A}"/>
+      <thm15:themeFamily xmlns="" xmlns:thm15="http://schemas.microsoft.com/office/thememl/2012/main" name="Office Theme" id="{62F939B6-93AF-4DB8-9C6B-D6C7DFDC589F}" vid="{4A3C46E8-61CC-4603-A589-7422A47A8E4A}"/>
     </a:ext>
   </a:extLst>
 </a:theme>

--- a/doc/Amperometro con soglia ver SMS.docx
+++ b/doc/Amperometro con soglia ver SMS.docx
@@ -60,7 +60,7 @@
     </w:tbl>
     <w:p>
       <w:r>
-        <w:t>V2 18/05</w:t>
+        <w:t>V3 30/09</w:t>
       </w:r>
       <w:r>
         <w:t>/2025</w:t>
@@ -102,49 +102,81 @@
           <w:sz w:val="44"/>
           <w:szCs w:val="44"/>
         </w:rPr>
-        <w:t>NON CONNETTERE O DISCONNETTERE IL MODULO SIM CON ALIMENTAZIONE INSERITA. PERICOLO DI DANNEGGIAMENTO</w:t>
-      </w:r>
+        <w:t xml:space="preserve">NON CONNETTERE O DISCONNETTERE IL MODULO SIM CON ALIMENTAZIONE INSERITA. PERICOLO </w:t>
+      </w:r>
+      <w:proofErr w:type="spellStart"/>
       <w:r>
         <w:rPr>
           <w:sz w:val="44"/>
           <w:szCs w:val="44"/>
         </w:rPr>
-        <w:t xml:space="preserve"> DELLA SCHEDA SIM</w:t>
-      </w:r>
-    </w:p>
-    <w:p>
-      <w:pPr>
+        <w:t>DI</w:t>
+      </w:r>
+      <w:proofErr w:type="spellEnd"/>
+      <w:r>
         <w:rPr>
           <w:sz w:val="44"/>
           <w:szCs w:val="44"/>
         </w:rPr>
-      </w:pPr>
+        <w:t xml:space="preserve"> DANNEGGIAMENTO</w:t>
+      </w:r>
       <w:r>
         <w:rPr>
           <w:sz w:val="44"/>
           <w:szCs w:val="44"/>
         </w:rPr>
-        <w:t>SE SI ALIMENTA CON BATTERIA ASSICURARE BUON CONTATTO CON I POLI PRIMA DI INSERIRE IL JACK. EVITA</w:t>
-      </w:r>
-      <w:r>
+        <w:t xml:space="preserve"> DELLA SCHEDA SIM</w:t>
+      </w:r>
+    </w:p>
+    <w:p>
+      <w:pPr>
         <w:rPr>
           <w:sz w:val="44"/>
           <w:szCs w:val="44"/>
         </w:rPr>
-        <w:t>RE CONTATTI INCERTI. PERICOLO D</w:t>
-      </w:r>
+      </w:pPr>
       <w:r>
         <w:rPr>
           <w:sz w:val="44"/>
           <w:szCs w:val="44"/>
         </w:rPr>
-        <w:t>ANNEGGIAMENTO</w:t>
-      </w:r>
+        <w:t xml:space="preserve">SE SI ALIMENTA CON BATTERIA ASSICURARE BUON CONTATTO CON I POLI PRIMA </w:t>
+      </w:r>
+      <w:proofErr w:type="spellStart"/>
       <w:r>
         <w:rPr>
           <w:sz w:val="44"/>
           <w:szCs w:val="44"/>
         </w:rPr>
+        <w:t>DI</w:t>
+      </w:r>
+      <w:proofErr w:type="spellEnd"/>
+      <w:r>
+        <w:rPr>
+          <w:sz w:val="44"/>
+          <w:szCs w:val="44"/>
+        </w:rPr>
+        <w:t xml:space="preserve"> INSERIRE IL JACK. EVITA</w:t>
+      </w:r>
+      <w:r>
+        <w:rPr>
+          <w:sz w:val="44"/>
+          <w:szCs w:val="44"/>
+        </w:rPr>
+        <w:t>RE CONTATTI INCERTI. PERICOLO D</w:t>
+      </w:r>
+      <w:r>
+        <w:rPr>
+          <w:sz w:val="44"/>
+          <w:szCs w:val="44"/>
+        </w:rPr>
+        <w:t>ANNEGGIAMENTO</w:t>
+      </w:r>
+      <w:r>
+        <w:rPr>
+          <w:sz w:val="44"/>
+          <w:szCs w:val="44"/>
+        </w:rPr>
         <w:t xml:space="preserve"> DELLA SCHEDA SIM</w:t>
       </w:r>
     </w:p>
@@ -174,11 +206,19 @@
           <w:b/>
         </w:rPr>
       </w:pPr>
-      <w:r>
-        <w:rPr>
-          <w:b/>
-        </w:rPr>
-        <w:t>Firmware installato: GIT\Amperometro_con_soglia\Arduino\amp_sog_19_sms10</w:t>
+      <w:proofErr w:type="spellStart"/>
+      <w:r>
+        <w:rPr>
+          <w:b/>
+        </w:rPr>
+        <w:t>Firmware</w:t>
+      </w:r>
+      <w:proofErr w:type="spellEnd"/>
+      <w:r>
+        <w:rPr>
+          <w:b/>
+        </w:rPr>
+        <w:t xml:space="preserve"> installato: GIT\Amperometro_con_soglia\Arduino\amp_sog_19_sms10</w:t>
       </w:r>
     </w:p>
     <w:p>
@@ -292,10 +332,38 @@
         <w:rPr>
           <w:b/>
         </w:rPr>
+        <w:t>“</w:t>
+      </w:r>
+      <w:r>
+        <w:rPr>
+          <w:b/>
+        </w:rPr>
         <w:t>User1</w:t>
       </w:r>
       <w:r>
-        <w:t xml:space="preserve"> - mette il numero ricevuto come utente principale da avvisare su allarmi. Riceve SMS di risposta "Utentex registrato correttamente"</w:t>
+        <w:rPr>
+          <w:b/>
+        </w:rPr>
+        <w:t xml:space="preserve"> +39333210</w:t>
+      </w:r>
+      <w:r>
+        <w:rPr>
+          <w:b/>
+        </w:rPr>
+        <w:t>8888</w:t>
+      </w:r>
+      <w:r>
+        <w:t>” - mette il numero ricevuto come utente 1 da avvisare su allarmi</w:t>
+      </w:r>
+      <w:r>
+        <w:br/>
+        <w:t xml:space="preserve">Aggiungere ai numeri il +39 . </w:t>
+      </w:r>
+      <w:r>
+        <w:t>User1 r</w:t>
+      </w:r>
+      <w:r>
+        <w:t>iceve SMS di risposta "Utente1 registrato correttamente"</w:t>
       </w:r>
     </w:p>
     <w:p>
@@ -310,10 +378,29 @@
         <w:rPr>
           <w:b/>
         </w:rPr>
-        <w:t>User2</w:t>
+        <w:t>“User2 +39333210999</w:t>
+      </w:r>
+      <w:r>
+        <w:rPr>
+          <w:b/>
+        </w:rPr>
+        <w:t>9</w:t>
+      </w:r>
+      <w:r>
+        <w:t>”</w:t>
       </w:r>
       <w:r>
         <w:t xml:space="preserve"> - mette il numero ricevuto come utente 2 da avvisare su allarmi</w:t>
+      </w:r>
+      <w:r>
+        <w:br/>
+        <w:t xml:space="preserve">Aggiungere ai numeri il +39 . </w:t>
+      </w:r>
+      <w:r>
+        <w:t>User2 r</w:t>
+      </w:r>
+      <w:r>
+        <w:t>iceve SMS di risposta "Utente2 registrato correttamente"</w:t>
       </w:r>
     </w:p>
     <w:p>
@@ -324,14 +411,22 @@
           <w:numId w:val="4"/>
         </w:numPr>
       </w:pPr>
+      <w:proofErr w:type="spellStart"/>
       <w:r>
         <w:rPr>
           <w:b/>
         </w:rPr>
         <w:t>Statoattuale</w:t>
       </w:r>
-      <w:r>
-        <w:t xml:space="preserve">  - trasmette i valori sul display in quel momento </w:t>
+      <w:proofErr w:type="spellEnd"/>
+      <w:r>
+        <w:t xml:space="preserve">  - </w:t>
+      </w:r>
+      <w:r>
+        <w:t>Riceve un SMS con</w:t>
+      </w:r>
+      <w:r>
+        <w:t xml:space="preserve"> i valori sul display in quel momento </w:t>
       </w:r>
     </w:p>
     <w:p>
@@ -342,12 +437,14 @@
           <w:numId w:val="4"/>
         </w:numPr>
       </w:pPr>
+      <w:proofErr w:type="spellStart"/>
       <w:r>
         <w:rPr>
           <w:b/>
         </w:rPr>
         <w:t>Resetsystem</w:t>
       </w:r>
+      <w:proofErr w:type="spellEnd"/>
       <w:r>
         <w:t xml:space="preserve"> - resetta da remoto il sistema e il conta allarmi</w:t>
       </w:r>
@@ -367,7 +464,22 @@
         <w:t>DeleteUtente2</w:t>
       </w:r>
       <w:r>
-        <w:t xml:space="preserve"> - resta attivo per avviso allarme solo utente principale. Riceve risposta "Utente 2 cancellato"</w:t>
+        <w:t xml:space="preserve"> - resta attivo </w:t>
+      </w:r>
+      <w:r>
+        <w:t>solo “User1”</w:t>
+      </w:r>
+      <w:r>
+        <w:t>, che r</w:t>
+      </w:r>
+      <w:r>
+        <w:t xml:space="preserve">iceve </w:t>
+      </w:r>
+      <w:r>
+        <w:t xml:space="preserve">SMS di </w:t>
+      </w:r>
+      <w:r>
+        <w:t>risposta "Utente 2 cancellato"</w:t>
       </w:r>
     </w:p>
     <w:p/>
@@ -381,7 +493,21 @@
         <w:rPr>
           <w:b/>
         </w:rPr>
-        <w:t>Se la sim è connessa blinka ogni 3 second</w:t>
+        <w:t xml:space="preserve">Se la sim è connessa </w:t>
+      </w:r>
+      <w:proofErr w:type="spellStart"/>
+      <w:r>
+        <w:rPr>
+          <w:b/>
+        </w:rPr>
+        <w:t>blinka</w:t>
+      </w:r>
+      <w:proofErr w:type="spellEnd"/>
+      <w:r>
+        <w:rPr>
+          <w:b/>
+        </w:rPr>
+        <w:t xml:space="preserve"> ogni 3 second</w:t>
       </w:r>
       <w:r>
         <w:rPr>
@@ -413,7 +539,19 @@
         <w:rPr>
           <w:b/>
         </w:rPr>
-        <w:t>Se si stacca l’interruttore della sis, quando si riconnette occorre premere il tasto RESET per essere sicuri che la SIM si ricolleghi correttamente (verificare lampeggio ogni 3 secondi)</w:t>
+        <w:t>Se si</w:t>
+      </w:r>
+      <w:r>
+        <w:rPr>
+          <w:b/>
+        </w:rPr>
+        <w:t xml:space="preserve"> stacca l’interruttore della SIM</w:t>
+      </w:r>
+      <w:r>
+        <w:rPr>
+          <w:b/>
+        </w:rPr>
+        <w:t>, quando si riconnette occorre premere il tasto RESET per essere sicuri che la SIM si ricolleghi correttamente (verificare lampeggio ogni 3 secondi)</w:t>
       </w:r>
     </w:p>
     <w:p>
@@ -459,14 +597,27 @@
           <w:numId w:val="1"/>
         </w:numPr>
       </w:pPr>
-      <w:r>
-        <w:t>Range +/- 15</w:t>
-      </w:r>
-      <w:r>
-        <w:t>00 m</w:t>
-      </w:r>
-      <w:r>
-        <w:t>A  DC (corrente conti</w:t>
+      <w:proofErr w:type="spellStart"/>
+      <w:r>
+        <w:t>Range</w:t>
+      </w:r>
+      <w:proofErr w:type="spellEnd"/>
+      <w:r>
+        <w:t xml:space="preserve"> +/- 15</w:t>
+      </w:r>
+      <w:r>
+        <w:t xml:space="preserve">00 </w:t>
+      </w:r>
+      <w:proofErr w:type="spellStart"/>
+      <w:r>
+        <w:t>m</w:t>
+      </w:r>
+      <w:r>
+        <w:t>A</w:t>
+      </w:r>
+      <w:proofErr w:type="spellEnd"/>
+      <w:r>
+        <w:t xml:space="preserve">  DC (corrente conti</w:t>
       </w:r>
       <w:r>
         <w:t>nua)</w:t>
@@ -481,7 +632,15 @@
         </w:numPr>
       </w:pPr>
       <w:r>
-        <w:t>Risoluzione +/-4 mA  (LSB dell’ADC a 10 bit di Arduino)</w:t>
+        <w:t xml:space="preserve">Risoluzione +/-4 </w:t>
+      </w:r>
+      <w:proofErr w:type="spellStart"/>
+      <w:r>
+        <w:t>mA</w:t>
+      </w:r>
+      <w:proofErr w:type="spellEnd"/>
+      <w:r>
+        <w:t xml:space="preserve">  (LSB dell’ADC a 10 bit di Arduino)</w:t>
       </w:r>
     </w:p>
     <w:p>
@@ -516,8 +675,13 @@
           <w:numId w:val="1"/>
         </w:numPr>
       </w:pPr>
-      <w:r>
-        <w:t>Range da 3 a 22 Volt DC</w:t>
+      <w:proofErr w:type="spellStart"/>
+      <w:r>
+        <w:t>Range</w:t>
+      </w:r>
+      <w:proofErr w:type="spellEnd"/>
+      <w:r>
+        <w:t xml:space="preserve"> da 3 a 22 Volt DC</w:t>
       </w:r>
     </w:p>
     <w:p>
@@ -564,9 +728,19 @@
           <w:numId w:val="1"/>
         </w:numPr>
       </w:pPr>
-      <w:r>
-        <w:t>Range da 1 a 1000 mA</w:t>
-      </w:r>
+      <w:proofErr w:type="spellStart"/>
+      <w:r>
+        <w:t>Range</w:t>
+      </w:r>
+      <w:proofErr w:type="spellEnd"/>
+      <w:r>
+        <w:t xml:space="preserve"> da 1 a 1000 </w:t>
+      </w:r>
+      <w:proofErr w:type="spellStart"/>
+      <w:r>
+        <w:t>mA</w:t>
+      </w:r>
+      <w:proofErr w:type="spellEnd"/>
     </w:p>
     <w:p>
       <w:pPr>
@@ -600,8 +774,13 @@
           <w:numId w:val="1"/>
         </w:numPr>
       </w:pPr>
-      <w:r>
-        <w:t>Range da 1 a 9999 secondi</w:t>
+      <w:proofErr w:type="spellStart"/>
+      <w:r>
+        <w:t>Range</w:t>
+      </w:r>
+      <w:proofErr w:type="spellEnd"/>
+      <w:r>
+        <w:t xml:space="preserve"> da 1 a 9999 secondi</w:t>
       </w:r>
     </w:p>
     <w:p>
@@ -673,7 +852,15 @@
         </w:numPr>
       </w:pPr>
       <w:r>
-        <w:t>Uscita relay (su mammut), contatto chiuso per soglia superata</w:t>
+        <w:t xml:space="preserve">Uscita </w:t>
+      </w:r>
+      <w:proofErr w:type="spellStart"/>
+      <w:r>
+        <w:t>relay</w:t>
+      </w:r>
+      <w:proofErr w:type="spellEnd"/>
+      <w:r>
+        <w:t xml:space="preserve"> (su mammut), contatto chiuso per soglia superata</w:t>
       </w:r>
     </w:p>
     <w:p/>
@@ -830,7 +1017,15 @@
         <w:t>Ima +18</w:t>
       </w:r>
       <w:r>
-        <w:t xml:space="preserve"> = corrente in mA letta dal sensore ad anello, bipolare con segno</w:t>
+        <w:t xml:space="preserve"> = corrente in </w:t>
+      </w:r>
+      <w:proofErr w:type="spellStart"/>
+      <w:r>
+        <w:t>mA</w:t>
+      </w:r>
+      <w:proofErr w:type="spellEnd"/>
+      <w:r>
+        <w:t xml:space="preserve"> letta dal sensore ad anello, bipolare con segno</w:t>
       </w:r>
     </w:p>
     <w:p>
@@ -841,15 +1036,32 @@
           <w:numId w:val="2"/>
         </w:numPr>
       </w:pPr>
+      <w:proofErr w:type="spellStart"/>
       <w:r>
         <w:rPr>
           <w:b/>
           <w:bCs/>
         </w:rPr>
-        <w:t>SmA 912</w:t>
-      </w:r>
-      <w:r>
-        <w:t xml:space="preserve"> = Soglia in mA del livello da superare per avere allarme</w:t>
+        <w:t>SmA</w:t>
+      </w:r>
+      <w:proofErr w:type="spellEnd"/>
+      <w:r>
+        <w:rPr>
+          <w:b/>
+          <w:bCs/>
+        </w:rPr>
+        <w:t xml:space="preserve"> 912</w:t>
+      </w:r>
+      <w:r>
+        <w:t xml:space="preserve"> = Soglia in </w:t>
+      </w:r>
+      <w:proofErr w:type="spellStart"/>
+      <w:r>
+        <w:t>mA</w:t>
+      </w:r>
+      <w:proofErr w:type="spellEnd"/>
+      <w:r>
+        <w:t xml:space="preserve"> del livello da superare per avere allarme</w:t>
       </w:r>
     </w:p>
     <w:p>
@@ -879,12 +1091,21 @@
           <w:numId w:val="2"/>
         </w:numPr>
       </w:pPr>
+      <w:proofErr w:type="spellStart"/>
       <w:r>
         <w:rPr>
           <w:b/>
           <w:bCs/>
         </w:rPr>
-        <w:t>Err 0000</w:t>
+        <w:t>Err</w:t>
+      </w:r>
+      <w:proofErr w:type="spellEnd"/>
+      <w:r>
+        <w:rPr>
+          <w:b/>
+          <w:bCs/>
+        </w:rPr>
+        <w:t xml:space="preserve"> 0000</w:t>
       </w:r>
       <w:r>
         <w:t xml:space="preserve"> = conteggio secondi in cui la corrente ha superato la soglia </w:t>
@@ -899,8 +1120,13 @@
         </w:numPr>
       </w:pPr>
       <w:r>
-        <w:t>LEVEL = potenziometro per regolare la soglia SmA</w:t>
-      </w:r>
+        <w:t xml:space="preserve">LEVEL = potenziometro per regolare la soglia </w:t>
+      </w:r>
+      <w:proofErr w:type="spellStart"/>
+      <w:r>
+        <w:t>SmA</w:t>
+      </w:r>
+      <w:proofErr w:type="spellEnd"/>
     </w:p>
     <w:p>
       <w:pPr>
@@ -933,8 +1159,13 @@
     </w:p>
     <w:p>
       <w:r>
-        <w:t>La presa USB C serve solo per aggiornamento firmware</w:t>
-      </w:r>
+        <w:t xml:space="preserve">La presa USB C serve solo per aggiornamento </w:t>
+      </w:r>
+      <w:proofErr w:type="spellStart"/>
+      <w:r>
+        <w:t>firmware</w:t>
+      </w:r>
+      <w:proofErr w:type="spellEnd"/>
     </w:p>
     <w:p>
       <w:r>
